--- a/docs/content/review/review_lecture.docx
+++ b/docs/content/review/review_lecture.docx
@@ -7,7 +7,7 @@
         <w:pStyle w:val="Title"/>
       </w:pPr>
       <w:r>
-        <w:t xml:space="preserve">Review</w:t>
+        <w:t xml:space="preserve">Lecture: Review</w:t>
       </w:r>
     </w:p>
     <w:p>
@@ -26,16 +26,17 @@
         <w:t xml:space="preserve">Bill Perry</w:t>
       </w:r>
     </w:p>
-    <w:bookmarkStart w:id="12" w:name="Xb3b215ae6aa064d38a5be2c635307502c864e67"/>
-    <w:p>
-      <w:pPr>
-        <w:pStyle w:val="Heading1"/>
+    <w:bookmarkStart w:id="9" w:name="Xb3b215ae6aa064d38a5be2c635307502c864e67"/>
+    <w:p>
+      <w:pPr>
+        <w:pStyle w:val="Heading2"/>
       </w:pPr>
       <w:r>
         <w:t xml:space="preserve">Lecture 19: Introduction to Logistic Regression</w:t>
       </w:r>
     </w:p>
-    <w:bookmarkStart w:id="9" w:name="what-is-logistic-regression"/>
+    <w:bookmarkEnd w:id="9"/>
+    <w:bookmarkStart w:id="10" w:name="what-is-logistic-regression"/>
     <w:p>
       <w:pPr>
         <w:pStyle w:val="Heading2"/>
@@ -104,8 +105,8 @@
         <w:t xml:space="preserve">of an outcome</w:t>
       </w:r>
     </w:p>
-    <w:bookmarkEnd w:id="9"/>
-    <w:bookmarkStart w:id="10" w:name="todays-example-lizard-sexual-maturity"/>
+    <w:bookmarkEnd w:id="10"/>
+    <w:bookmarkStart w:id="11" w:name="todays-example-lizard-sexual-maturity"/>
     <w:p>
       <w:pPr>
         <w:pStyle w:val="Heading2"/>
@@ -183,8 +184,8 @@
         <w:t xml:space="preserve">Can we predict the probability of sexual maturity from body size?</w:t>
       </w:r>
     </w:p>
-    <w:bookmarkEnd w:id="10"/>
-    <w:bookmarkStart w:id="11" w:name="key-difference-from-linear-regression"/>
+    <w:bookmarkEnd w:id="11"/>
+    <w:bookmarkStart w:id="12" w:name="key-difference-from-linear-regression"/>
     <w:p>
       <w:pPr>
         <w:pStyle w:val="Heading2"/>
@@ -239,12 +240,11 @@
         <w:t xml:space="preserve">Models</w:t>
       </w:r>
     </w:p>
-    <w:bookmarkEnd w:id="11"/>
     <w:bookmarkEnd w:id="12"/>
     <w:bookmarkStart w:id="13" w:name="step-1-load-and-explore-the-data"/>
     <w:p>
       <w:pPr>
-        <w:pStyle w:val="Heading1"/>
+        <w:pStyle w:val="Heading2"/>
       </w:pPr>
       <w:r>
         <w:t xml:space="preserve">Step 1: Load and Explore the Data</w:t>
@@ -365,83 +365,82 @@
         </w:rPr>
         <w:t xml:space="preserve">(lizards_df)</w:t>
       </w:r>
-    </w:p>
-    <w:p>
-      <w:pPr>
-        <w:pStyle w:val="SourceCode"/>
-      </w:pPr>
-      <w:r>
-        <w:rPr>
-          <w:rStyle w:val="VerbatimChar"/>
-        </w:rPr>
-        <w:t xml:space="preserve">  length mature</w:t>
-      </w:r>
-      <w:r>
-        <w:br/>
-      </w:r>
-      <w:r>
-        <w:rPr>
-          <w:rStyle w:val="VerbatimChar"/>
-        </w:rPr>
-        <w:t xml:space="preserve">1   10.2      0</w:t>
-      </w:r>
-      <w:r>
-        <w:br/>
-      </w:r>
-      <w:r>
-        <w:rPr>
-          <w:rStyle w:val="VerbatimChar"/>
-        </w:rPr>
-        <w:t xml:space="preserve">2   10.4      0</w:t>
-      </w:r>
-      <w:r>
-        <w:br/>
-      </w:r>
-      <w:r>
-        <w:rPr>
-          <w:rStyle w:val="VerbatimChar"/>
-        </w:rPr>
-        <w:t xml:space="preserve">3   11.8      0</w:t>
-      </w:r>
-      <w:r>
-        <w:br/>
-      </w:r>
-      <w:r>
-        <w:rPr>
-          <w:rStyle w:val="VerbatimChar"/>
-        </w:rPr>
-        <w:t xml:space="preserve">4   12.3      0</w:t>
-      </w:r>
-      <w:r>
-        <w:br/>
-      </w:r>
-      <w:r>
-        <w:rPr>
-          <w:rStyle w:val="VerbatimChar"/>
-        </w:rPr>
-        <w:t xml:space="preserve">5   13.8      0</w:t>
-      </w:r>
-      <w:r>
-        <w:br/>
-      </w:r>
-      <w:r>
-        <w:rPr>
-          <w:rStyle w:val="VerbatimChar"/>
-        </w:rPr>
-        <w:t xml:space="preserve">6   16.9      0</w:t>
+      <w:r>
+        <w:br/>
+      </w:r>
+      <w:r>
+        <w:rPr>
+          <w:rStyle w:val="DocumentationTok"/>
+        </w:rPr>
+        <w:t xml:space="preserve">##   length mature</w:t>
+      </w:r>
+      <w:r>
+        <w:br/>
+      </w:r>
+      <w:r>
+        <w:rPr>
+          <w:rStyle w:val="DocumentationTok"/>
+        </w:rPr>
+        <w:t xml:space="preserve">## 1   10.2      0</w:t>
+      </w:r>
+      <w:r>
+        <w:br/>
+      </w:r>
+      <w:r>
+        <w:rPr>
+          <w:rStyle w:val="DocumentationTok"/>
+        </w:rPr>
+        <w:t xml:space="preserve">## 2   10.4      0</w:t>
+      </w:r>
+      <w:r>
+        <w:br/>
+      </w:r>
+      <w:r>
+        <w:rPr>
+          <w:rStyle w:val="DocumentationTok"/>
+        </w:rPr>
+        <w:t xml:space="preserve">## 3   11.8      0</w:t>
+      </w:r>
+      <w:r>
+        <w:br/>
+      </w:r>
+      <w:r>
+        <w:rPr>
+          <w:rStyle w:val="DocumentationTok"/>
+        </w:rPr>
+        <w:t xml:space="preserve">## 4   12.3      0</w:t>
+      </w:r>
+      <w:r>
+        <w:br/>
+      </w:r>
+      <w:r>
+        <w:rPr>
+          <w:rStyle w:val="DocumentationTok"/>
+        </w:rPr>
+        <w:t xml:space="preserve">## 5   13.8      0</w:t>
+      </w:r>
+      <w:r>
+        <w:br/>
+      </w:r>
+      <w:r>
+        <w:rPr>
+          <w:rStyle w:val="DocumentationTok"/>
+        </w:rPr>
+        <w:t xml:space="preserve">## 6   16.9      0</w:t>
       </w:r>
     </w:p>
     <w:bookmarkEnd w:id="13"/>
-    <w:bookmarkStart w:id="19" w:name="step-2-initial-data-visualization"/>
-    <w:p>
-      <w:pPr>
-        <w:pStyle w:val="Heading1"/>
+    <w:bookmarkStart w:id="14" w:name="step-2-initial-data-visualization"/>
+    <w:p>
+      <w:pPr>
+        <w:pStyle w:val="Heading2"/>
       </w:pPr>
       <w:r>
         <w:t xml:space="preserve">Step 2: Initial Data Visualization</w:t>
       </w:r>
     </w:p>
-    <w:bookmarkStart w:id="17" w:name="creating-a-boxplot"/>
+    <w:bookmarkEnd w:id="14"/>
+    <w:bookmarkStart w:id="18" w:name="creating-a-boxplot"/>
     <w:p>
       <w:pPr>
         <w:pStyle w:val="Heading2"/>
@@ -798,20 +797,20 @@
       <w:r>
         <w:drawing>
           <wp:inline>
-            <wp:extent cx="3200400" cy="3200400"/>
+            <wp:extent cx="5334000" cy="5334000"/>
             <wp:effectExtent b="0" l="0" r="0" t="0"/>
-            <wp:docPr descr="" title="" id="15" name="Picture"/>
+            <wp:docPr descr="" title="" id="16" name="Picture"/>
             <a:graphic>
               <a:graphicData uri="http://schemas.openxmlformats.org/drawingml/2006/picture">
                 <pic:pic>
                   <pic:nvPicPr>
-                    <pic:cNvPr descr="review_lecture_files/figure-docx/initial_boxplot-1.png" id="16" name="Picture"/>
+                    <pic:cNvPr descr="review_lecture_files/figure-docx/initial_boxplot-1.png" id="17" name="Picture"/>
                     <pic:cNvPicPr>
                       <a:picLocks noChangeArrowheads="1" noChangeAspect="1"/>
                     </pic:cNvPicPr>
                   </pic:nvPicPr>
                   <pic:blipFill>
-                    <a:blip r:embed="rId14"/>
+                    <a:blip r:embed="rId15"/>
                     <a:stretch>
                       <a:fillRect/>
                     </a:stretch>
@@ -819,7 +818,7 @@
                   <pic:spPr bwMode="auto">
                     <a:xfrm>
                       <a:off x="0" y="0"/>
-                      <a:ext cx="3200400" cy="3200400"/>
+                      <a:ext cx="5334000" cy="5334000"/>
                     </a:xfrm>
                     <a:prstGeom prst="rect">
                       <a:avLst/>
@@ -838,8 +837,8 @@
         </w:drawing>
       </w:r>
     </w:p>
-    <w:bookmarkEnd w:id="17"/>
-    <w:bookmarkStart w:id="18" w:name="what-do-we-see"/>
+    <w:bookmarkEnd w:id="18"/>
+    <w:bookmarkStart w:id="19" w:name="what-do-we-see"/>
     <w:p>
       <w:pPr>
         <w:pStyle w:val="Heading2"/>
@@ -900,18 +899,18 @@
         <w:t xml:space="preserve">This suggests logistic regression might be appropriate</w:t>
       </w:r>
     </w:p>
-    <w:bookmarkEnd w:id="18"/>
     <w:bookmarkEnd w:id="19"/>
-    <w:bookmarkStart w:id="25" w:name="step-3-fit-the-logistic-regression-model"/>
-    <w:p>
-      <w:pPr>
-        <w:pStyle w:val="Heading1"/>
+    <w:bookmarkStart w:id="20" w:name="step-3-fit-the-logistic-regression-model"/>
+    <w:p>
+      <w:pPr>
+        <w:pStyle w:val="Heading2"/>
       </w:pPr>
       <w:r>
         <w:t xml:space="preserve">Step 3: Fit the Logistic Regression Model</w:t>
       </w:r>
     </w:p>
-    <w:bookmarkStart w:id="20" w:name="using-glm-for-logistic-regression"/>
+    <w:bookmarkEnd w:id="20"/>
+    <w:bookmarkStart w:id="21" w:name="using-glm-for-logistic-regression"/>
     <w:p>
       <w:pPr>
         <w:pStyle w:val="Heading2"/>
@@ -1101,143 +1100,171 @@
         </w:rPr>
         <w:t xml:space="preserve">(logistic_model)</w:t>
       </w:r>
-    </w:p>
-    <w:p>
-      <w:pPr>
-        <w:pStyle w:val="SourceCode"/>
-      </w:pPr>
-      <w:r>
-        <w:br/>
-      </w:r>
-      <w:r>
-        <w:rPr>
-          <w:rStyle w:val="VerbatimChar"/>
-        </w:rPr>
-        <w:t xml:space="preserve">Call:</w:t>
-      </w:r>
-      <w:r>
-        <w:br/>
-      </w:r>
-      <w:r>
-        <w:rPr>
-          <w:rStyle w:val="VerbatimChar"/>
-        </w:rPr>
-        <w:t xml:space="preserve">glm(formula = mature ~ length, family = binomial, data = lizards_df)</w:t>
-      </w:r>
-      <w:r>
-        <w:br/>
-      </w:r>
-      <w:r>
-        <w:br/>
-      </w:r>
-      <w:r>
-        <w:rPr>
-          <w:rStyle w:val="VerbatimChar"/>
-        </w:rPr>
-        <w:t xml:space="preserve">Coefficients:</w:t>
-      </w:r>
-      <w:r>
-        <w:br/>
-      </w:r>
-      <w:r>
-        <w:rPr>
-          <w:rStyle w:val="VerbatimChar"/>
-        </w:rPr>
-        <w:t xml:space="preserve">            Estimate Std. Error z value Pr(&gt;|z|)   </w:t>
-      </w:r>
-      <w:r>
-        <w:br/>
-      </w:r>
-      <w:r>
-        <w:rPr>
-          <w:rStyle w:val="VerbatimChar"/>
-        </w:rPr>
-        <w:t xml:space="preserve">(Intercept)  -6.6899     2.1401  -3.126  0.00177 **</w:t>
-      </w:r>
-      <w:r>
-        <w:br/>
-      </w:r>
-      <w:r>
-        <w:rPr>
-          <w:rStyle w:val="VerbatimChar"/>
-        </w:rPr>
-        <w:t xml:space="preserve">length        0.2503     0.0775   3.229  0.00124 **</w:t>
-      </w:r>
-      <w:r>
-        <w:br/>
-      </w:r>
-      <w:r>
-        <w:rPr>
-          <w:rStyle w:val="VerbatimChar"/>
-        </w:rPr>
-        <w:t xml:space="preserve">---</w:t>
-      </w:r>
-      <w:r>
-        <w:br/>
-      </w:r>
-      <w:r>
-        <w:rPr>
-          <w:rStyle w:val="VerbatimChar"/>
-        </w:rPr>
-        <w:t xml:space="preserve">Signif. codes:  0 '***' 0.001 '**' 0.01 '*' 0.05 '.' 0.1 ' ' 1</w:t>
-      </w:r>
-      <w:r>
-        <w:br/>
-      </w:r>
-      <w:r>
-        <w:br/>
-      </w:r>
-      <w:r>
-        <w:rPr>
-          <w:rStyle w:val="VerbatimChar"/>
-        </w:rPr>
-        <w:t xml:space="preserve">(Dispersion parameter for binomial family taken to be 1)</w:t>
-      </w:r>
-      <w:r>
-        <w:br/>
-      </w:r>
-      <w:r>
-        <w:br/>
-      </w:r>
-      <w:r>
-        <w:rPr>
-          <w:rStyle w:val="VerbatimChar"/>
-        </w:rPr>
-        <w:t xml:space="preserve">    Null deviance: 60.176  on 43  degrees of freedom</w:t>
-      </w:r>
-      <w:r>
-        <w:br/>
-      </w:r>
-      <w:r>
-        <w:rPr>
-          <w:rStyle w:val="VerbatimChar"/>
-        </w:rPr>
-        <w:t xml:space="preserve">Residual deviance: 34.041  on 42  degrees of freedom</w:t>
-      </w:r>
-      <w:r>
-        <w:br/>
-      </w:r>
-      <w:r>
-        <w:rPr>
-          <w:rStyle w:val="VerbatimChar"/>
-        </w:rPr>
-        <w:t xml:space="preserve">AIC: 38.041</w:t>
-      </w:r>
-      <w:r>
-        <w:br/>
-      </w:r>
-      <w:r>
-        <w:br/>
-      </w:r>
-      <w:r>
-        <w:rPr>
-          <w:rStyle w:val="VerbatimChar"/>
-        </w:rPr>
-        <w:t xml:space="preserve">Number of Fisher Scoring iterations: 6</w:t>
-      </w:r>
-    </w:p>
-    <w:bookmarkEnd w:id="20"/>
-    <w:bookmarkStart w:id="24" w:name="interpreting-the-model-output"/>
+      <w:r>
+        <w:br/>
+      </w:r>
+      <w:r>
+        <w:rPr>
+          <w:rStyle w:val="DocumentationTok"/>
+        </w:rPr>
+        <w:t xml:space="preserve">## </w:t>
+      </w:r>
+      <w:r>
+        <w:br/>
+      </w:r>
+      <w:r>
+        <w:rPr>
+          <w:rStyle w:val="DocumentationTok"/>
+        </w:rPr>
+        <w:t xml:space="preserve">## Call:</w:t>
+      </w:r>
+      <w:r>
+        <w:br/>
+      </w:r>
+      <w:r>
+        <w:rPr>
+          <w:rStyle w:val="DocumentationTok"/>
+        </w:rPr>
+        <w:t xml:space="preserve">## glm(formula = mature ~ length, family = binomial, data = lizards_df)</w:t>
+      </w:r>
+      <w:r>
+        <w:br/>
+      </w:r>
+      <w:r>
+        <w:rPr>
+          <w:rStyle w:val="DocumentationTok"/>
+        </w:rPr>
+        <w:t xml:space="preserve">## </w:t>
+      </w:r>
+      <w:r>
+        <w:br/>
+      </w:r>
+      <w:r>
+        <w:rPr>
+          <w:rStyle w:val="DocumentationTok"/>
+        </w:rPr>
+        <w:t xml:space="preserve">## Coefficients:</w:t>
+      </w:r>
+      <w:r>
+        <w:br/>
+      </w:r>
+      <w:r>
+        <w:rPr>
+          <w:rStyle w:val="DocumentationTok"/>
+        </w:rPr>
+        <w:t xml:space="preserve">##             Estimate Std. Error z value Pr(&gt;|z|)   </w:t>
+      </w:r>
+      <w:r>
+        <w:br/>
+      </w:r>
+      <w:r>
+        <w:rPr>
+          <w:rStyle w:val="DocumentationTok"/>
+        </w:rPr>
+        <w:t xml:space="preserve">## (Intercept)  -6.6899     2.1401  -3.126  0.00177 **</w:t>
+      </w:r>
+      <w:r>
+        <w:br/>
+      </w:r>
+      <w:r>
+        <w:rPr>
+          <w:rStyle w:val="DocumentationTok"/>
+        </w:rPr>
+        <w:t xml:space="preserve">## length        0.2503     0.0775   3.229  0.00124 **</w:t>
+      </w:r>
+      <w:r>
+        <w:br/>
+      </w:r>
+      <w:r>
+        <w:rPr>
+          <w:rStyle w:val="DocumentationTok"/>
+        </w:rPr>
+        <w:t xml:space="preserve">## ---</w:t>
+      </w:r>
+      <w:r>
+        <w:br/>
+      </w:r>
+      <w:r>
+        <w:rPr>
+          <w:rStyle w:val="DocumentationTok"/>
+        </w:rPr>
+        <w:t xml:space="preserve">## Signif. codes:  0 '***' 0.001 '**' 0.01 '*' 0.05 '.' 0.1 ' ' 1</w:t>
+      </w:r>
+      <w:r>
+        <w:br/>
+      </w:r>
+      <w:r>
+        <w:rPr>
+          <w:rStyle w:val="DocumentationTok"/>
+        </w:rPr>
+        <w:t xml:space="preserve">## </w:t>
+      </w:r>
+      <w:r>
+        <w:br/>
+      </w:r>
+      <w:r>
+        <w:rPr>
+          <w:rStyle w:val="DocumentationTok"/>
+        </w:rPr>
+        <w:t xml:space="preserve">## (Dispersion parameter for binomial family taken to be 1)</w:t>
+      </w:r>
+      <w:r>
+        <w:br/>
+      </w:r>
+      <w:r>
+        <w:rPr>
+          <w:rStyle w:val="DocumentationTok"/>
+        </w:rPr>
+        <w:t xml:space="preserve">## </w:t>
+      </w:r>
+      <w:r>
+        <w:br/>
+      </w:r>
+      <w:r>
+        <w:rPr>
+          <w:rStyle w:val="DocumentationTok"/>
+        </w:rPr>
+        <w:t xml:space="preserve">##     Null deviance: 60.176  on 43  degrees of freedom</w:t>
+      </w:r>
+      <w:r>
+        <w:br/>
+      </w:r>
+      <w:r>
+        <w:rPr>
+          <w:rStyle w:val="DocumentationTok"/>
+        </w:rPr>
+        <w:t xml:space="preserve">## Residual deviance: 34.041  on 42  degrees of freedom</w:t>
+      </w:r>
+      <w:r>
+        <w:br/>
+      </w:r>
+      <w:r>
+        <w:rPr>
+          <w:rStyle w:val="DocumentationTok"/>
+        </w:rPr>
+        <w:t xml:space="preserve">## AIC: 38.041</w:t>
+      </w:r>
+      <w:r>
+        <w:br/>
+      </w:r>
+      <w:r>
+        <w:rPr>
+          <w:rStyle w:val="DocumentationTok"/>
+        </w:rPr>
+        <w:t xml:space="preserve">## </w:t>
+      </w:r>
+      <w:r>
+        <w:br/>
+      </w:r>
+      <w:r>
+        <w:rPr>
+          <w:rStyle w:val="DocumentationTok"/>
+        </w:rPr>
+        <w:t xml:space="preserve">## Number of Fisher Scoring iterations: 6</w:t>
+      </w:r>
+    </w:p>
+    <w:bookmarkEnd w:id="21"/>
+    <w:bookmarkStart w:id="25" w:name="interpreting-the-model-output"/>
     <w:p>
       <w:pPr>
         <w:pStyle w:val="Heading2"/>
@@ -1250,7 +1277,7 @@
         <w:t xml:space="preserve">Interpreting the Model Output</w:t>
       </w:r>
     </w:p>
-    <w:bookmarkStart w:id="21" w:name="coefficients"/>
+    <w:bookmarkStart w:id="22" w:name="coefficients"/>
     <w:p>
       <w:pPr>
         <w:pStyle w:val="Heading3"/>
@@ -1307,8 +1334,8 @@
         <w:t xml:space="preserve">in length</w:t>
       </w:r>
     </w:p>
-    <w:bookmarkEnd w:id="21"/>
-    <w:bookmarkStart w:id="22" w:name="p-values"/>
+    <w:bookmarkEnd w:id="22"/>
+    <w:bookmarkStart w:id="23" w:name="p-values"/>
     <w:p>
       <w:pPr>
         <w:pStyle w:val="Heading3"/>
@@ -1357,8 +1384,8 @@
         <w:t xml:space="preserve">There IS a relationship between length and sexual maturity</w:t>
       </w:r>
     </w:p>
-    <w:bookmarkEnd w:id="22"/>
-    <w:bookmarkStart w:id="23" w:name="understanding-the-slope"/>
+    <w:bookmarkEnd w:id="23"/>
+    <w:bookmarkStart w:id="24" w:name="understanding-the-slope"/>
     <w:p>
       <w:pPr>
         <w:pStyle w:val="Heading3"/>
@@ -1391,19 +1418,19 @@
         <w:t xml:space="preserve">of maturity increase by 0.2503</w:t>
       </w:r>
     </w:p>
-    <w:bookmarkEnd w:id="23"/>
     <w:bookmarkEnd w:id="24"/>
     <w:bookmarkEnd w:id="25"/>
-    <w:bookmarkStart w:id="27" w:name="step-4-convert-log-odds-to-odds"/>
-    <w:p>
-      <w:pPr>
-        <w:pStyle w:val="Heading1"/>
+    <w:bookmarkStart w:id="26" w:name="step-4-convert-log-odds-to-odds"/>
+    <w:p>
+      <w:pPr>
+        <w:pStyle w:val="Heading2"/>
       </w:pPr>
       <w:r>
         <w:t xml:space="preserve">Step 4: Convert Log-Odds to Odds</w:t>
       </w:r>
     </w:p>
-    <w:bookmarkStart w:id="26" w:name="making-the-results-more-interpretable"/>
+    <w:bookmarkEnd w:id="26"/>
+    <w:bookmarkStart w:id="27" w:name="making-the-results-more-interpretable"/>
     <w:p>
       <w:pPr>
         <w:pStyle w:val="Heading2"/>
@@ -1533,31 +1560,30 @@
         </w:rPr>
         <w:t xml:space="preserve">odds_ratio</w:t>
       </w:r>
-    </w:p>
-    <w:p>
-      <w:pPr>
-        <w:pStyle w:val="SourceCode"/>
-      </w:pPr>
-      <w:r>
-        <w:rPr>
-          <w:rStyle w:val="VerbatimChar"/>
-        </w:rPr>
-        <w:t xml:space="preserve">  length </w:t>
-      </w:r>
-      <w:r>
-        <w:br/>
-      </w:r>
-      <w:r>
-        <w:rPr>
-          <w:rStyle w:val="VerbatimChar"/>
-        </w:rPr>
-        <w:t xml:space="preserve">1.284388 </w:t>
-      </w:r>
-    </w:p>
-    <w:p>
-      <w:pPr>
-        <w:pStyle w:val="SourceCode"/>
-      </w:pPr>
+      <w:r>
+        <w:br/>
+      </w:r>
+      <w:r>
+        <w:rPr>
+          <w:rStyle w:val="DocumentationTok"/>
+        </w:rPr>
+        <w:t xml:space="preserve">##   length </w:t>
+      </w:r>
+      <w:r>
+        <w:br/>
+      </w:r>
+      <w:r>
+        <w:rPr>
+          <w:rStyle w:val="DocumentationTok"/>
+        </w:rPr>
+        <w:t xml:space="preserve">## 1.284388</w:t>
+      </w:r>
+      <w:r>
+        <w:br/>
+      </w:r>
+      <w:r>
+        <w:br/>
+      </w:r>
       <w:r>
         <w:rPr>
           <w:rStyle w:val="CommentTok"/>
@@ -1583,18 +1609,18 @@
         <w:t xml:space="preserve"># increase by a factor of 1.284 (or about 28.4%)</w:t>
       </w:r>
     </w:p>
-    <w:bookmarkEnd w:id="26"/>
     <w:bookmarkEnd w:id="27"/>
-    <w:bookmarkStart w:id="33" w:name="Xd8bbddeadf7ae003519081545b84d4ac09dc049"/>
-    <w:p>
-      <w:pPr>
-        <w:pStyle w:val="Heading1"/>
+    <w:bookmarkStart w:id="28" w:name="Xd8bbddeadf7ae003519081545b84d4ac09dc049"/>
+    <w:p>
+      <w:pPr>
+        <w:pStyle w:val="Heading2"/>
       </w:pPr>
       <w:r>
         <w:t xml:space="preserve">Step 5: Create the Logistic Regression Plot</w:t>
       </w:r>
     </w:p>
-    <w:bookmarkStart w:id="31" w:name="visualizing-the-probability-curve"/>
+    <w:bookmarkEnd w:id="28"/>
+    <w:bookmarkStart w:id="32" w:name="visualizing-the-probability-curve"/>
     <w:p>
       <w:pPr>
         <w:pStyle w:val="Heading2"/>
@@ -2431,20 +2457,20 @@
       <w:r>
         <w:drawing>
           <wp:inline>
-            <wp:extent cx="3200400" cy="3200400"/>
+            <wp:extent cx="5334000" cy="5334000"/>
             <wp:effectExtent b="0" l="0" r="0" t="0"/>
-            <wp:docPr descr="" title="" id="29" name="Picture"/>
+            <wp:docPr descr="" title="" id="30" name="Picture"/>
             <a:graphic>
               <a:graphicData uri="http://schemas.openxmlformats.org/drawingml/2006/picture">
                 <pic:pic>
                   <pic:nvPicPr>
-                    <pic:cNvPr descr="review_lecture_files/figure-docx/logistic_regression_plot-1.png" id="30" name="Picture"/>
+                    <pic:cNvPr descr="review_lecture_files/figure-docx/logistic_regression_plot-1.png" id="31" name="Picture"/>
                     <pic:cNvPicPr>
                       <a:picLocks noChangeArrowheads="1" noChangeAspect="1"/>
                     </pic:cNvPicPr>
                   </pic:nvPicPr>
                   <pic:blipFill>
-                    <a:blip r:embed="rId28"/>
+                    <a:blip r:embed="rId29"/>
                     <a:stretch>
                       <a:fillRect/>
                     </a:stretch>
@@ -2452,7 +2478,7 @@
                   <pic:spPr bwMode="auto">
                     <a:xfrm>
                       <a:off x="0" y="0"/>
-                      <a:ext cx="3200400" cy="3200400"/>
+                      <a:ext cx="5334000" cy="5334000"/>
                     </a:xfrm>
                     <a:prstGeom prst="rect">
                       <a:avLst/>
@@ -2471,8 +2497,8 @@
         </w:drawing>
       </w:r>
     </w:p>
-    <w:bookmarkEnd w:id="31"/>
-    <w:bookmarkStart w:id="32" w:name="what-the-s-curve-tells-us"/>
+    <w:bookmarkEnd w:id="32"/>
+    <w:bookmarkStart w:id="33" w:name="what-the-s-curve-tells-us"/>
     <w:p>
       <w:pPr>
         <w:pStyle w:val="Heading2"/>
@@ -2533,18 +2559,18 @@
         <w:t xml:space="preserve">The steepest change occurs around 25-30 cm</w:t>
       </w:r>
     </w:p>
-    <w:bookmarkEnd w:id="32"/>
     <w:bookmarkEnd w:id="33"/>
-    <w:bookmarkStart w:id="36" w:name="step-6-making-predictions"/>
-    <w:p>
-      <w:pPr>
-        <w:pStyle w:val="Heading1"/>
+    <w:bookmarkStart w:id="34" w:name="step-6-making-predictions"/>
+    <w:p>
+      <w:pPr>
+        <w:pStyle w:val="Heading2"/>
       </w:pPr>
       <w:r>
         <w:t xml:space="preserve">Step 6: Making Predictions</w:t>
       </w:r>
     </w:p>
-    <w:bookmarkStart w:id="34" w:name="using-the-model-for-prediction"/>
+    <w:bookmarkEnd w:id="34"/>
+    <w:bookmarkStart w:id="35" w:name="using-the-model-for-prediction"/>
     <w:p>
       <w:pPr>
         <w:pStyle w:val="Heading2"/>
@@ -2701,31 +2727,30 @@
         </w:rPr>
         <w:t xml:space="preserve">prob_20cm</w:t>
       </w:r>
-    </w:p>
-    <w:p>
-      <w:pPr>
-        <w:pStyle w:val="SourceCode"/>
-      </w:pPr>
-      <w:r>
-        <w:rPr>
-          <w:rStyle w:val="VerbatimChar"/>
-        </w:rPr>
-        <w:t xml:space="preserve">        1 </w:t>
-      </w:r>
-      <w:r>
-        <w:br/>
-      </w:r>
-      <w:r>
-        <w:rPr>
-          <w:rStyle w:val="VerbatimChar"/>
-        </w:rPr>
-        <w:t xml:space="preserve">0.1565304 </w:t>
-      </w:r>
-    </w:p>
-    <w:p>
-      <w:pPr>
-        <w:pStyle w:val="SourceCode"/>
-      </w:pPr>
+      <w:r>
+        <w:br/>
+      </w:r>
+      <w:r>
+        <w:rPr>
+          <w:rStyle w:val="DocumentationTok"/>
+        </w:rPr>
+        <w:t xml:space="preserve">##         1 </w:t>
+      </w:r>
+      <w:r>
+        <w:br/>
+      </w:r>
+      <w:r>
+        <w:rPr>
+          <w:rStyle w:val="DocumentationTok"/>
+        </w:rPr>
+        <w:t xml:space="preserve">## 0.1565304</w:t>
+      </w:r>
+      <w:r>
+        <w:br/>
+      </w:r>
+      <w:r>
+        <w:br/>
+      </w:r>
       <w:r>
         <w:rPr>
           <w:rStyle w:val="CommentTok"/>
@@ -2852,31 +2877,30 @@
         </w:rPr>
         <w:t xml:space="preserve">prob_30cm</w:t>
       </w:r>
-    </w:p>
-    <w:p>
-      <w:pPr>
-        <w:pStyle w:val="SourceCode"/>
-      </w:pPr>
-      <w:r>
-        <w:rPr>
-          <w:rStyle w:val="VerbatimChar"/>
-        </w:rPr>
-        <w:t xml:space="preserve">        1 </w:t>
-      </w:r>
-      <w:r>
-        <w:br/>
-      </w:r>
-      <w:r>
-        <w:rPr>
-          <w:rStyle w:val="VerbatimChar"/>
-        </w:rPr>
-        <w:t xml:space="preserve">0.6939292 </w:t>
-      </w:r>
-    </w:p>
-    <w:p>
-      <w:pPr>
-        <w:pStyle w:val="SourceCode"/>
-      </w:pPr>
+      <w:r>
+        <w:br/>
+      </w:r>
+      <w:r>
+        <w:rPr>
+          <w:rStyle w:val="DocumentationTok"/>
+        </w:rPr>
+        <w:t xml:space="preserve">##         1 </w:t>
+      </w:r>
+      <w:r>
+        <w:br/>
+      </w:r>
+      <w:r>
+        <w:rPr>
+          <w:rStyle w:val="DocumentationTok"/>
+        </w:rPr>
+        <w:t xml:space="preserve">## 0.6939292</w:t>
+      </w:r>
+      <w:r>
+        <w:br/>
+      </w:r>
+      <w:r>
+        <w:br/>
+      </w:r>
       <w:r>
         <w:rPr>
           <w:rStyle w:val="CommentTok"/>
@@ -3003,29 +3027,27 @@
         </w:rPr>
         <w:t xml:space="preserve">prob_40cm</w:t>
       </w:r>
-    </w:p>
-    <w:p>
-      <w:pPr>
-        <w:pStyle w:val="SourceCode"/>
-      </w:pPr>
-      <w:r>
-        <w:rPr>
-          <w:rStyle w:val="VerbatimChar"/>
-        </w:rPr>
-        <w:t xml:space="preserve">        1 </w:t>
-      </w:r>
-      <w:r>
-        <w:br/>
-      </w:r>
-      <w:r>
-        <w:rPr>
-          <w:rStyle w:val="VerbatimChar"/>
-        </w:rPr>
-        <w:t xml:space="preserve">0.9651551 </w:t>
-      </w:r>
-    </w:p>
-    <w:bookmarkEnd w:id="34"/>
-    <w:bookmarkStart w:id="35" w:name="interpretation"/>
+      <w:r>
+        <w:br/>
+      </w:r>
+      <w:r>
+        <w:rPr>
+          <w:rStyle w:val="DocumentationTok"/>
+        </w:rPr>
+        <w:t xml:space="preserve">##         1 </w:t>
+      </w:r>
+      <w:r>
+        <w:br/>
+      </w:r>
+      <w:r>
+        <w:rPr>
+          <w:rStyle w:val="DocumentationTok"/>
+        </w:rPr>
+        <w:t xml:space="preserve">## 0.9651551</w:t>
+      </w:r>
+    </w:p>
+    <w:bookmarkEnd w:id="35"/>
+    <w:bookmarkStart w:id="36" w:name="interpretation"/>
     <w:p>
       <w:pPr>
         <w:pStyle w:val="Heading2"/>
@@ -3074,18 +3096,18 @@
         <w:t xml:space="preserve">A 40 cm lizard has about 96% probability of being sexually mature</w:t>
       </w:r>
     </w:p>
-    <w:bookmarkEnd w:id="35"/>
     <w:bookmarkEnd w:id="36"/>
-    <w:bookmarkStart w:id="39" w:name="step-7-model-fit-assessment"/>
-    <w:p>
-      <w:pPr>
-        <w:pStyle w:val="Heading1"/>
+    <w:bookmarkStart w:id="37" w:name="step-7-model-fit-assessment"/>
+    <w:p>
+      <w:pPr>
+        <w:pStyle w:val="Heading2"/>
       </w:pPr>
       <w:r>
         <w:t xml:space="preserve">Step 7: Model Fit Assessment</w:t>
       </w:r>
     </w:p>
-    <w:bookmarkStart w:id="37" w:name="calculating-pseudo-r2-values"/>
+    <w:bookmarkEnd w:id="37"/>
+    <w:bookmarkStart w:id="38" w:name="calculating-pseudo-r2-values"/>
     <w:p>
       <w:pPr>
         <w:pStyle w:val="Heading2"/>
@@ -3155,51 +3177,45 @@
         </w:rPr>
         <w:t xml:space="preserve">(logistic_model)</w:t>
       </w:r>
-    </w:p>
-    <w:p>
-      <w:pPr>
-        <w:pStyle w:val="SourceCode"/>
-      </w:pPr>
-      <w:r>
-        <w:rPr>
-          <w:rStyle w:val="VerbatimChar"/>
-        </w:rPr>
-        <w:t xml:space="preserve">fitting null model for pseudo-r2</w:t>
-      </w:r>
-    </w:p>
-    <w:p>
-      <w:pPr>
-        <w:pStyle w:val="SourceCode"/>
-      </w:pPr>
+      <w:r>
+        <w:br/>
+      </w:r>
+      <w:r>
+        <w:rPr>
+          <w:rStyle w:val="DocumentationTok"/>
+        </w:rPr>
+        <w:t xml:space="preserve">## fitting null model for pseudo-r2</w:t>
+      </w:r>
+      <w:r>
+        <w:br/>
+      </w:r>
       <w:r>
         <w:rPr>
           <w:rStyle w:val="NormalTok"/>
         </w:rPr>
         <w:t xml:space="preserve">pseudo_r2</w:t>
       </w:r>
-    </w:p>
-    <w:p>
-      <w:pPr>
-        <w:pStyle w:val="SourceCode"/>
-      </w:pPr>
-      <w:r>
-        <w:rPr>
-          <w:rStyle w:val="VerbatimChar"/>
-        </w:rPr>
-        <w:t xml:space="preserve">        llh     llhNull          G2    McFadden        r2ML        r2CU </w:t>
-      </w:r>
-      <w:r>
-        <w:br/>
-      </w:r>
-      <w:r>
-        <w:rPr>
-          <w:rStyle w:val="VerbatimChar"/>
-        </w:rPr>
-        <w:t xml:space="preserve">-17.0204762 -30.0881077  26.1352630   0.4343122   0.4478763   0.6009400 </w:t>
-      </w:r>
-    </w:p>
-    <w:bookmarkEnd w:id="37"/>
-    <w:bookmarkStart w:id="38" w:name="interpreting-pseudo-r2-values"/>
+      <w:r>
+        <w:br/>
+      </w:r>
+      <w:r>
+        <w:rPr>
+          <w:rStyle w:val="DocumentationTok"/>
+        </w:rPr>
+        <w:t xml:space="preserve">##         llh     llhNull          G2    McFadden        r2ML        r2CU </w:t>
+      </w:r>
+      <w:r>
+        <w:br/>
+      </w:r>
+      <w:r>
+        <w:rPr>
+          <w:rStyle w:val="DocumentationTok"/>
+        </w:rPr>
+        <w:t xml:space="preserve">## -17.0204762 -30.0881077  26.1352630   0.4343122   0.4478763   0.6009400</w:t>
+      </w:r>
+    </w:p>
+    <w:bookmarkEnd w:id="38"/>
+    <w:bookmarkStart w:id="39" w:name="interpreting-pseudo-r2-values"/>
     <w:p>
       <w:pPr>
         <w:pStyle w:val="Heading2"/>
@@ -3287,18 +3303,18 @@
         <w:t xml:space="preserve">approximately 40-50% of the variation in sexual maturity status.</w:t>
       </w:r>
     </w:p>
-    <w:bookmarkEnd w:id="38"/>
     <w:bookmarkEnd w:id="39"/>
-    <w:bookmarkStart w:id="44" w:name="step-8-additional-diagnostics"/>
-    <w:p>
-      <w:pPr>
-        <w:pStyle w:val="Heading1"/>
+    <w:bookmarkStart w:id="40" w:name="step-8-additional-diagnostics"/>
+    <w:p>
+      <w:pPr>
+        <w:pStyle w:val="Heading2"/>
       </w:pPr>
       <w:r>
         <w:t xml:space="preserve">Step 8: Additional Diagnostics</w:t>
       </w:r>
     </w:p>
-    <w:bookmarkStart w:id="43" w:name="creating-a-more-detailed-summary-plot"/>
+    <w:bookmarkEnd w:id="40"/>
+    <w:bookmarkStart w:id="44" w:name="creating-a-more-detailed-summary-plot"/>
     <w:p>
       <w:pPr>
         <w:pStyle w:val="Heading2"/>
@@ -3989,20 +4005,20 @@
       <w:r>
         <w:drawing>
           <wp:inline>
-            <wp:extent cx="3200400" cy="3200400"/>
+            <wp:extent cx="5334000" cy="5334000"/>
             <wp:effectExtent b="0" l="0" r="0" t="0"/>
-            <wp:docPr descr="" title="" id="41" name="Picture"/>
+            <wp:docPr descr="" title="" id="42" name="Picture"/>
             <a:graphic>
               <a:graphicData uri="http://schemas.openxmlformats.org/drawingml/2006/picture">
                 <pic:pic>
                   <pic:nvPicPr>
-                    <pic:cNvPr descr="review_lecture_files/figure-docx/diagnostic_plot-1.png" id="42" name="Picture"/>
+                    <pic:cNvPr descr="review_lecture_files/figure-docx/diagnostic_plot-1.png" id="43" name="Picture"/>
                     <pic:cNvPicPr>
                       <a:picLocks noChangeArrowheads="1" noChangeAspect="1"/>
                     </pic:cNvPicPr>
                   </pic:nvPicPr>
                   <pic:blipFill>
-                    <a:blip r:embed="rId40"/>
+                    <a:blip r:embed="rId41"/>
                     <a:stretch>
                       <a:fillRect/>
                     </a:stretch>
@@ -4010,7 +4026,7 @@
                   <pic:spPr bwMode="auto">
                     <a:xfrm>
                       <a:off x="0" y="0"/>
-                      <a:ext cx="3200400" cy="3200400"/>
+                      <a:ext cx="5334000" cy="5334000"/>
                     </a:xfrm>
                     <a:prstGeom prst="rect">
                       <a:avLst/>
@@ -4029,18 +4045,18 @@
         </w:drawing>
       </w:r>
     </w:p>
-    <w:bookmarkEnd w:id="43"/>
     <w:bookmarkEnd w:id="44"/>
-    <w:bookmarkStart w:id="48" w:name="summary-key-takeaways"/>
-    <w:p>
-      <w:pPr>
-        <w:pStyle w:val="Heading1"/>
+    <w:bookmarkStart w:id="45" w:name="summary-key-takeaways"/>
+    <w:p>
+      <w:pPr>
+        <w:pStyle w:val="Heading2"/>
       </w:pPr>
       <w:r>
         <w:t xml:space="preserve">Summary: Key Takeaways</w:t>
       </w:r>
     </w:p>
-    <w:bookmarkStart w:id="45" w:name="what-we-learned"/>
+    <w:bookmarkEnd w:id="45"/>
+    <w:bookmarkStart w:id="46" w:name="what-we-learned"/>
     <w:p>
       <w:pPr>
         <w:pStyle w:val="Heading2"/>
@@ -4212,8 +4228,8 @@
         <w:t xml:space="preserve">to assess model fit</w:t>
       </w:r>
     </w:p>
-    <w:bookmarkEnd w:id="45"/>
-    <w:bookmarkStart w:id="46" w:name="our-results"/>
+    <w:bookmarkEnd w:id="46"/>
+    <w:bookmarkStart w:id="47" w:name="our-results"/>
     <w:p>
       <w:pPr>
         <w:pStyle w:val="Heading2"/>
@@ -4280,8 +4296,8 @@
         <w:t xml:space="preserve">Can predict probability of maturity for any given length</w:t>
       </w:r>
     </w:p>
-    <w:bookmarkEnd w:id="46"/>
-    <w:bookmarkStart w:id="47" w:name="when-to-use-logistic-regression"/>
+    <w:bookmarkEnd w:id="47"/>
+    <w:bookmarkStart w:id="48" w:name="when-to-use-logistic-regression"/>
     <w:p>
       <w:pPr>
         <w:pStyle w:val="Heading2"/>
@@ -4342,13 +4358,11 @@
         <w:t xml:space="preserve">When assumptions of linear regression are violated</w:t>
       </w:r>
     </w:p>
-    <w:bookmarkEnd w:id="47"/>
     <w:bookmarkEnd w:id="48"/>
     <w:sectPr>
-      <w:pgSz w:h="15840" w:w="12240"/>
-      <w:pgMar w:bottom="1440" w:footer="720" w:gutter="0" w:header="720" w:left="1440" w:right="1440" w:top="1440"/>
-      <w:cols w:space="720"/>
-      <w:docGrid w:linePitch="360"/>
+      <w:footnotePr>
+        <w:numRestart w:val="eachSect"/>
+      </w:footnotePr>
     </w:sectPr>
   </w:body>
 </w:document>
@@ -4707,478 +4721,260 @@
 </file>
 
 <file path=word/styles.xml><?xml version="1.0" encoding="utf-8"?>
-<w:styles xmlns:mc="http://schemas.openxmlformats.org/markup-compatibility/2006" xmlns:r="http://schemas.openxmlformats.org/officeDocument/2006/relationships" xmlns:w="http://schemas.openxmlformats.org/wordprocessingml/2006/main" xmlns:w14="http://schemas.microsoft.com/office/word/2010/wordml" xmlns:w15="http://schemas.microsoft.com/office/word/2012/wordml" xmlns:w16="http://schemas.microsoft.com/office/word/2018/wordml" xmlns:w16cex="http://schemas.microsoft.com/office/word/2018/wordml/cex" xmlns:w16cid="http://schemas.microsoft.com/office/word/2016/wordml/cid" xmlns:w16du="http://schemas.microsoft.com/office/word/2023/wordml/word16du" xmlns:w16sdtdh="http://schemas.microsoft.com/office/word/2020/wordml/sdtdatahash" xmlns:w16sdtfl="http://schemas.microsoft.com/office/word/2024/wordml/sdtformatlock" xmlns:w16se="http://schemas.microsoft.com/office/word/2015/wordml/symex" mc:Ignorable="w14 w15 w16se w16cid w16 w16cex w16sdtdh w16sdtfl w16du">
+<w:styles xmlns:r="http://schemas.openxmlformats.org/officeDocument/2006/relationships" xmlns:w="http://schemas.openxmlformats.org/wordprocessingml/2006/main">
   <w:docDefaults>
     <w:rPrDefault>
       <w:rPr>
-        <w:rFonts w:ascii="Arial" w:cs="Times New Roman (Body CS)" w:eastAsiaTheme="minorHAnsi" w:hAnsi="Arial"/>
-        <w:kern w:val="2"/>
-        <w:sz w:val="24"/>
-        <w:szCs w:val="24"/>
+        <w:rFonts w:asciiTheme="minorHAnsi" w:cstheme="minorBidi" w:eastAsiaTheme="minorHAnsi" w:hAnsiTheme="minorHAnsi"/>
+        <w:sz w:val="20"/>
+        <w:szCs w:val="20"/>
         <w:lang w:bidi="ar-SA" w:eastAsia="en-US" w:val="en-US"/>
-        <w14:ligatures w14:val="standardContextual"/>
       </w:rPr>
     </w:rPrDefault>
-    <w:pPrDefault/>
+    <w:pPrDefault>
+      <w:pPr>
+        <w:spacing w:after="100"/>
+      </w:pPr>
+    </w:pPrDefault>
   </w:docDefaults>
-  <w:latentStyles w:count="376" w:defLockedState="0" w:defQFormat="0" w:defSemiHidden="0" w:defUIPriority="99" w:defUnhideWhenUsed="0">
-    <w:lsdException w:name="Normal" w:qFormat="1" w:uiPriority="0"/>
-    <w:lsdException w:name="heading 1" w:qFormat="1" w:uiPriority="9"/>
-    <w:lsdException w:name="heading 2" w:qFormat="1" w:semiHidden="1" w:uiPriority="9" w:unhideWhenUsed="1"/>
-    <w:lsdException w:name="heading 3" w:qFormat="1" w:semiHidden="1" w:uiPriority="9" w:unhideWhenUsed="1"/>
-    <w:lsdException w:name="heading 4" w:qFormat="1" w:semiHidden="1" w:uiPriority="9" w:unhideWhenUsed="1"/>
-    <w:lsdException w:name="heading 5" w:qFormat="1" w:semiHidden="1" w:uiPriority="9" w:unhideWhenUsed="1"/>
-    <w:lsdException w:name="heading 6" w:qFormat="1" w:semiHidden="1" w:uiPriority="9" w:unhideWhenUsed="1"/>
-    <w:lsdException w:name="heading 7" w:qFormat="1" w:semiHidden="1" w:uiPriority="9" w:unhideWhenUsed="1"/>
-    <w:lsdException w:name="heading 8" w:qFormat="1" w:semiHidden="1" w:uiPriority="9" w:unhideWhenUsed="1"/>
-    <w:lsdException w:name="heading 9" w:qFormat="1" w:semiHidden="1" w:uiPriority="9" w:unhideWhenUsed="1"/>
-    <w:lsdException w:name="index 1" w:semiHidden="1" w:unhideWhenUsed="1"/>
-    <w:lsdException w:name="index 2" w:semiHidden="1" w:unhideWhenUsed="1"/>
-    <w:lsdException w:name="index 3" w:semiHidden="1" w:unhideWhenUsed="1"/>
-    <w:lsdException w:name="index 4" w:semiHidden="1" w:unhideWhenUsed="1"/>
-    <w:lsdException w:name="index 5" w:semiHidden="1" w:unhideWhenUsed="1"/>
-    <w:lsdException w:name="index 6" w:semiHidden="1" w:unhideWhenUsed="1"/>
-    <w:lsdException w:name="index 7" w:semiHidden="1" w:unhideWhenUsed="1"/>
-    <w:lsdException w:name="index 8" w:semiHidden="1" w:unhideWhenUsed="1"/>
-    <w:lsdException w:name="index 9" w:semiHidden="1" w:unhideWhenUsed="1"/>
-    <w:lsdException w:name="toc 1" w:semiHidden="1" w:uiPriority="39" w:unhideWhenUsed="1"/>
-    <w:lsdException w:name="toc 2" w:semiHidden="1" w:uiPriority="39" w:unhideWhenUsed="1"/>
-    <w:lsdException w:name="toc 3" w:semiHidden="1" w:uiPriority="39" w:unhideWhenUsed="1"/>
-    <w:lsdException w:name="toc 4" w:semiHidden="1" w:uiPriority="39" w:unhideWhenUsed="1"/>
-    <w:lsdException w:name="toc 5" w:semiHidden="1" w:uiPriority="39" w:unhideWhenUsed="1"/>
-    <w:lsdException w:name="toc 6" w:semiHidden="1" w:uiPriority="39" w:unhideWhenUsed="1"/>
-    <w:lsdException w:name="toc 7" w:semiHidden="1" w:uiPriority="39" w:unhideWhenUsed="1"/>
-    <w:lsdException w:name="toc 8" w:semiHidden="1" w:uiPriority="39" w:unhideWhenUsed="1"/>
-    <w:lsdException w:name="toc 9" w:semiHidden="1" w:uiPriority="39" w:unhideWhenUsed="1"/>
-    <w:lsdException w:name="Normal Indent" w:semiHidden="1" w:unhideWhenUsed="1"/>
-    <w:lsdException w:name="footnote text" w:semiHidden="1" w:unhideWhenUsed="1"/>
-    <w:lsdException w:name="annotation text" w:semiHidden="1" w:unhideWhenUsed="1"/>
-    <w:lsdException w:name="header" w:semiHidden="1" w:unhideWhenUsed="1"/>
-    <w:lsdException w:name="footer" w:semiHidden="1" w:unhideWhenUsed="1"/>
-    <w:lsdException w:name="index heading" w:semiHidden="1" w:unhideWhenUsed="1"/>
-    <w:lsdException w:name="caption" w:qFormat="1" w:semiHidden="1" w:uiPriority="35" w:unhideWhenUsed="1"/>
-    <w:lsdException w:name="table of figures" w:semiHidden="1" w:unhideWhenUsed="1"/>
-    <w:lsdException w:name="envelope address" w:semiHidden="1" w:unhideWhenUsed="1"/>
-    <w:lsdException w:name="envelope return" w:semiHidden="1" w:unhideWhenUsed="1"/>
-    <w:lsdException w:name="footnote reference" w:semiHidden="1" w:unhideWhenUsed="1"/>
-    <w:lsdException w:name="annotation reference" w:semiHidden="1" w:unhideWhenUsed="1"/>
-    <w:lsdException w:name="line number" w:semiHidden="1" w:unhideWhenUsed="1"/>
-    <w:lsdException w:name="page number" w:semiHidden="1" w:unhideWhenUsed="1"/>
-    <w:lsdException w:name="endnote reference" w:semiHidden="1" w:unhideWhenUsed="1"/>
-    <w:lsdException w:name="endnote text" w:semiHidden="1" w:unhideWhenUsed="1"/>
-    <w:lsdException w:name="table of authorities" w:semiHidden="1" w:unhideWhenUsed="1"/>
-    <w:lsdException w:name="macro" w:semiHidden="1" w:unhideWhenUsed="1"/>
-    <w:lsdException w:name="toa heading" w:semiHidden="1" w:unhideWhenUsed="1"/>
-    <w:lsdException w:name="List" w:semiHidden="1" w:unhideWhenUsed="1"/>
-    <w:lsdException w:name="List Bullet" w:semiHidden="1" w:unhideWhenUsed="1"/>
-    <w:lsdException w:name="List Number" w:semiHidden="1" w:unhideWhenUsed="1"/>
-    <w:lsdException w:name="List 2" w:semiHidden="1" w:unhideWhenUsed="1"/>
-    <w:lsdException w:name="List 3" w:semiHidden="1" w:unhideWhenUsed="1"/>
-    <w:lsdException w:name="List 4" w:semiHidden="1" w:unhideWhenUsed="1"/>
-    <w:lsdException w:name="List 5" w:semiHidden="1" w:unhideWhenUsed="1"/>
-    <w:lsdException w:name="List Bullet 2" w:semiHidden="1" w:unhideWhenUsed="1"/>
-    <w:lsdException w:name="List Bullet 3" w:semiHidden="1" w:unhideWhenUsed="1"/>
-    <w:lsdException w:name="List Bullet 4" w:semiHidden="1" w:unhideWhenUsed="1"/>
-    <w:lsdException w:name="List Bullet 5" w:semiHidden="1" w:unhideWhenUsed="1"/>
-    <w:lsdException w:name="List Number 2" w:semiHidden="1" w:unhideWhenUsed="1"/>
-    <w:lsdException w:name="List Number 3" w:semiHidden="1" w:unhideWhenUsed="1"/>
-    <w:lsdException w:name="List Number 4" w:semiHidden="1" w:unhideWhenUsed="1"/>
-    <w:lsdException w:name="List Number 5" w:semiHidden="1" w:unhideWhenUsed="1"/>
-    <w:lsdException w:name="Title" w:qFormat="1" w:uiPriority="10"/>
-    <w:lsdException w:name="Closing" w:semiHidden="1" w:unhideWhenUsed="1"/>
-    <w:lsdException w:name="Signature" w:semiHidden="1" w:unhideWhenUsed="1"/>
-    <w:lsdException w:name="Default Paragraph Font" w:semiHidden="1" w:uiPriority="1" w:unhideWhenUsed="1"/>
-    <w:lsdException w:name="Body Text" w:semiHidden="1" w:unhideWhenUsed="1"/>
-    <w:lsdException w:name="Body Text Indent" w:semiHidden="1" w:unhideWhenUsed="1"/>
-    <w:lsdException w:name="List Continue" w:semiHidden="1" w:unhideWhenUsed="1"/>
-    <w:lsdException w:name="List Continue 2" w:semiHidden="1" w:unhideWhenUsed="1"/>
-    <w:lsdException w:name="List Continue 3" w:semiHidden="1" w:unhideWhenUsed="1"/>
-    <w:lsdException w:name="List Continue 4" w:semiHidden="1" w:unhideWhenUsed="1"/>
-    <w:lsdException w:name="List Continue 5" w:semiHidden="1" w:unhideWhenUsed="1"/>
-    <w:lsdException w:name="Message Header" w:semiHidden="1" w:unhideWhenUsed="1"/>
-    <w:lsdException w:name="Subtitle" w:qFormat="1" w:uiPriority="11"/>
-    <w:lsdException w:name="Salutation" w:semiHidden="1" w:unhideWhenUsed="1"/>
-    <w:lsdException w:name="Date" w:semiHidden="1" w:unhideWhenUsed="1"/>
-    <w:lsdException w:name="Body Text First Indent" w:semiHidden="1" w:unhideWhenUsed="1"/>
-    <w:lsdException w:name="Body Text First Indent 2" w:semiHidden="1" w:unhideWhenUsed="1"/>
-    <w:lsdException w:name="Note Heading" w:semiHidden="1" w:unhideWhenUsed="1"/>
-    <w:lsdException w:name="Body Text 2" w:semiHidden="1" w:unhideWhenUsed="1"/>
-    <w:lsdException w:name="Body Text 3" w:semiHidden="1" w:unhideWhenUsed="1"/>
-    <w:lsdException w:name="Body Text Indent 2" w:semiHidden="1" w:unhideWhenUsed="1"/>
-    <w:lsdException w:name="Body Text Indent 3" w:semiHidden="1" w:unhideWhenUsed="1"/>
-    <w:lsdException w:name="Block Text" w:semiHidden="1" w:unhideWhenUsed="1"/>
-    <w:lsdException w:name="Hyperlink" w:semiHidden="1" w:unhideWhenUsed="1"/>
-    <w:lsdException w:name="FollowedHyperlink" w:semiHidden="1" w:unhideWhenUsed="1"/>
-    <w:lsdException w:name="Strong" w:qFormat="1" w:uiPriority="22"/>
-    <w:lsdException w:name="Emphasis" w:qFormat="1" w:uiPriority="20"/>
-    <w:lsdException w:name="Document Map" w:semiHidden="1" w:unhideWhenUsed="1"/>
-    <w:lsdException w:name="Plain Text" w:semiHidden="1" w:unhideWhenUsed="1"/>
-    <w:lsdException w:name="E-mail Signature" w:semiHidden="1" w:unhideWhenUsed="1"/>
-    <w:lsdException w:name="HTML Top of Form" w:semiHidden="1" w:unhideWhenUsed="1"/>
-    <w:lsdException w:name="HTML Bottom of Form" w:semiHidden="1" w:unhideWhenUsed="1"/>
-    <w:lsdException w:name="Normal (Web)" w:semiHidden="1" w:unhideWhenUsed="1"/>
-    <w:lsdException w:name="HTML Acronym" w:semiHidden="1" w:unhideWhenUsed="1"/>
-    <w:lsdException w:name="HTML Address" w:semiHidden="1" w:unhideWhenUsed="1"/>
-    <w:lsdException w:name="HTML Cite" w:semiHidden="1" w:unhideWhenUsed="1"/>
-    <w:lsdException w:name="HTML Code" w:semiHidden="1" w:unhideWhenUsed="1"/>
-    <w:lsdException w:name="HTML Definition" w:semiHidden="1" w:unhideWhenUsed="1"/>
-    <w:lsdException w:name="HTML Keyboard" w:semiHidden="1" w:unhideWhenUsed="1"/>
-    <w:lsdException w:name="HTML Preformatted" w:semiHidden="1" w:unhideWhenUsed="1"/>
-    <w:lsdException w:name="HTML Sample" w:semiHidden="1" w:unhideWhenUsed="1"/>
-    <w:lsdException w:name="HTML Typewriter" w:semiHidden="1" w:unhideWhenUsed="1"/>
-    <w:lsdException w:name="HTML Variable" w:semiHidden="1" w:unhideWhenUsed="1"/>
-    <w:lsdException w:name="Normal Table" w:semiHidden="1" w:unhideWhenUsed="1"/>
-    <w:lsdException w:name="annotation subject" w:semiHidden="1" w:unhideWhenUsed="1"/>
-    <w:lsdException w:name="No List" w:semiHidden="1" w:unhideWhenUsed="1"/>
-    <w:lsdException w:name="Outline List 1" w:semiHidden="1" w:unhideWhenUsed="1"/>
-    <w:lsdException w:name="Outline List 2" w:semiHidden="1" w:unhideWhenUsed="1"/>
-    <w:lsdException w:name="Outline List 3" w:semiHidden="1" w:unhideWhenUsed="1"/>
-    <w:lsdException w:name="Table Simple 1" w:semiHidden="1" w:unhideWhenUsed="1"/>
-    <w:lsdException w:name="Table Simple 2" w:semiHidden="1" w:unhideWhenUsed="1"/>
-    <w:lsdException w:name="Table Simple 3" w:semiHidden="1" w:unhideWhenUsed="1"/>
-    <w:lsdException w:name="Table Classic 1" w:semiHidden="1" w:unhideWhenUsed="1"/>
-    <w:lsdException w:name="Table Classic 2" w:semiHidden="1" w:unhideWhenUsed="1"/>
-    <w:lsdException w:name="Table Classic 3" w:semiHidden="1" w:unhideWhenUsed="1"/>
-    <w:lsdException w:name="Table Classic 4" w:semiHidden="1" w:unhideWhenUsed="1"/>
-    <w:lsdException w:name="Table Colorful 1" w:semiHidden="1" w:unhideWhenUsed="1"/>
-    <w:lsdException w:name="Table Colorful 2" w:semiHidden="1" w:unhideWhenUsed="1"/>
-    <w:lsdException w:name="Table Colorful 3" w:semiHidden="1" w:unhideWhenUsed="1"/>
-    <w:lsdException w:name="Table Columns 1" w:semiHidden="1" w:unhideWhenUsed="1"/>
-    <w:lsdException w:name="Table Columns 2" w:semiHidden="1" w:unhideWhenUsed="1"/>
-    <w:lsdException w:name="Table Columns 3" w:semiHidden="1" w:unhideWhenUsed="1"/>
-    <w:lsdException w:name="Table Columns 4" w:semiHidden="1" w:unhideWhenUsed="1"/>
-    <w:lsdException w:name="Table Columns 5" w:semiHidden="1" w:unhideWhenUsed="1"/>
-    <w:lsdException w:name="Table Grid 1" w:semiHidden="1" w:unhideWhenUsed="1"/>
-    <w:lsdException w:name="Table Grid 2" w:semiHidden="1" w:unhideWhenUsed="1"/>
-    <w:lsdException w:name="Table Grid 3" w:semiHidden="1" w:unhideWhenUsed="1"/>
-    <w:lsdException w:name="Table Grid 4" w:semiHidden="1" w:unhideWhenUsed="1"/>
-    <w:lsdException w:name="Table Grid 5" w:semiHidden="1" w:unhideWhenUsed="1"/>
-    <w:lsdException w:name="Table Grid 6" w:semiHidden="1" w:unhideWhenUsed="1"/>
-    <w:lsdException w:name="Table Grid 7" w:semiHidden="1" w:unhideWhenUsed="1"/>
-    <w:lsdException w:name="Table Grid 8" w:semiHidden="1" w:unhideWhenUsed="1"/>
-    <w:lsdException w:name="Table List 1" w:semiHidden="1" w:unhideWhenUsed="1"/>
-    <w:lsdException w:name="Table List 2" w:semiHidden="1" w:unhideWhenUsed="1"/>
-    <w:lsdException w:name="Table List 3" w:semiHidden="1" w:unhideWhenUsed="1"/>
-    <w:lsdException w:name="Table List 4" w:semiHidden="1" w:unhideWhenUsed="1"/>
-    <w:lsdException w:name="Table List 5" w:semiHidden="1" w:unhideWhenUsed="1"/>
-    <w:lsdException w:name="Table List 6" w:semiHidden="1" w:unhideWhenUsed="1"/>
-    <w:lsdException w:name="Table List 7" w:semiHidden="1" w:unhideWhenUsed="1"/>
-    <w:lsdException w:name="Table List 8" w:semiHidden="1" w:unhideWhenUsed="1"/>
-    <w:lsdException w:name="Table 3D effects 1" w:semiHidden="1" w:unhideWhenUsed="1"/>
-    <w:lsdException w:name="Table 3D effects 2" w:semiHidden="1" w:unhideWhenUsed="1"/>
-    <w:lsdException w:name="Table 3D effects 3" w:semiHidden="1" w:unhideWhenUsed="1"/>
-    <w:lsdException w:name="Table Contemporary" w:semiHidden="1" w:unhideWhenUsed="1"/>
-    <w:lsdException w:name="Table Elegant" w:semiHidden="1" w:unhideWhenUsed="1"/>
-    <w:lsdException w:name="Table Professional" w:semiHidden="1" w:unhideWhenUsed="1"/>
-    <w:lsdException w:name="Table Subtle 1" w:semiHidden="1" w:unhideWhenUsed="1"/>
-    <w:lsdException w:name="Table Subtle 2" w:semiHidden="1" w:unhideWhenUsed="1"/>
-    <w:lsdException w:name="Table Web 1" w:semiHidden="1" w:unhideWhenUsed="1"/>
-    <w:lsdException w:name="Table Web 2" w:semiHidden="1" w:unhideWhenUsed="1"/>
-    <w:lsdException w:name="Table Web 3" w:semiHidden="1" w:unhideWhenUsed="1"/>
-    <w:lsdException w:name="Balloon Text" w:semiHidden="1" w:unhideWhenUsed="1"/>
-    <w:lsdException w:name="Table Grid" w:uiPriority="39"/>
-    <w:lsdException w:name="Table Theme" w:semiHidden="1" w:unhideWhenUsed="1"/>
-    <w:lsdException w:name="Placeholder Text" w:semiHidden="1"/>
-    <w:lsdException w:name="No Spacing" w:qFormat="1" w:uiPriority="1"/>
-    <w:lsdException w:name="Light Shading" w:uiPriority="60"/>
-    <w:lsdException w:name="Light List" w:uiPriority="61"/>
-    <w:lsdException w:name="Light Grid" w:uiPriority="62"/>
-    <w:lsdException w:name="Medium Shading 1" w:uiPriority="63"/>
-    <w:lsdException w:name="Medium Shading 2" w:uiPriority="64"/>
-    <w:lsdException w:name="Medium List 1" w:uiPriority="65"/>
-    <w:lsdException w:name="Medium List 2" w:uiPriority="66"/>
-    <w:lsdException w:name="Medium Grid 1" w:uiPriority="67"/>
-    <w:lsdException w:name="Medium Grid 2" w:uiPriority="68"/>
-    <w:lsdException w:name="Medium Grid 3" w:uiPriority="69"/>
-    <w:lsdException w:name="Dark List" w:uiPriority="70"/>
-    <w:lsdException w:name="Colorful Shading" w:uiPriority="71"/>
-    <w:lsdException w:name="Colorful List" w:uiPriority="72"/>
-    <w:lsdException w:name="Colorful Grid" w:uiPriority="73"/>
-    <w:lsdException w:name="Light Shading Accent 1" w:uiPriority="60"/>
-    <w:lsdException w:name="Light List Accent 1" w:uiPriority="61"/>
-    <w:lsdException w:name="Light Grid Accent 1" w:uiPriority="62"/>
-    <w:lsdException w:name="Medium Shading 1 Accent 1" w:uiPriority="63"/>
-    <w:lsdException w:name="Medium Shading 2 Accent 1" w:uiPriority="64"/>
-    <w:lsdException w:name="Medium List 1 Accent 1" w:uiPriority="65"/>
-    <w:lsdException w:name="Revision" w:semiHidden="1"/>
-    <w:lsdException w:name="List Paragraph" w:qFormat="1" w:uiPriority="34"/>
-    <w:lsdException w:name="Quote" w:qFormat="1" w:uiPriority="29"/>
-    <w:lsdException w:name="Intense Quote" w:qFormat="1" w:uiPriority="30"/>
-    <w:lsdException w:name="Medium List 2 Accent 1" w:uiPriority="66"/>
-    <w:lsdException w:name="Medium Grid 1 Accent 1" w:uiPriority="67"/>
-    <w:lsdException w:name="Medium Grid 2 Accent 1" w:uiPriority="68"/>
-    <w:lsdException w:name="Medium Grid 3 Accent 1" w:uiPriority="69"/>
-    <w:lsdException w:name="Dark List Accent 1" w:uiPriority="70"/>
-    <w:lsdException w:name="Colorful Shading Accent 1" w:uiPriority="71"/>
-    <w:lsdException w:name="Colorful List Accent 1" w:uiPriority="72"/>
-    <w:lsdException w:name="Colorful Grid Accent 1" w:uiPriority="73"/>
-    <w:lsdException w:name="Light Shading Accent 2" w:uiPriority="60"/>
-    <w:lsdException w:name="Light List Accent 2" w:uiPriority="61"/>
-    <w:lsdException w:name="Light Grid Accent 2" w:uiPriority="62"/>
-    <w:lsdException w:name="Medium Shading 1 Accent 2" w:uiPriority="63"/>
-    <w:lsdException w:name="Medium Shading 2 Accent 2" w:uiPriority="64"/>
-    <w:lsdException w:name="Medium List 1 Accent 2" w:uiPriority="65"/>
-    <w:lsdException w:name="Medium List 2 Accent 2" w:uiPriority="66"/>
-    <w:lsdException w:name="Medium Grid 1 Accent 2" w:uiPriority="67"/>
-    <w:lsdException w:name="Medium Grid 2 Accent 2" w:uiPriority="68"/>
-    <w:lsdException w:name="Medium Grid 3 Accent 2" w:uiPriority="69"/>
-    <w:lsdException w:name="Dark List Accent 2" w:uiPriority="70"/>
-    <w:lsdException w:name="Colorful Shading Accent 2" w:uiPriority="71"/>
-    <w:lsdException w:name="Colorful List Accent 2" w:uiPriority="72"/>
-    <w:lsdException w:name="Colorful Grid Accent 2" w:uiPriority="73"/>
-    <w:lsdException w:name="Light Shading Accent 3" w:uiPriority="60"/>
-    <w:lsdException w:name="Light List Accent 3" w:uiPriority="61"/>
-    <w:lsdException w:name="Light Grid Accent 3" w:uiPriority="62"/>
-    <w:lsdException w:name="Medium Shading 1 Accent 3" w:uiPriority="63"/>
-    <w:lsdException w:name="Medium Shading 2 Accent 3" w:uiPriority="64"/>
-    <w:lsdException w:name="Medium List 1 Accent 3" w:uiPriority="65"/>
-    <w:lsdException w:name="Medium List 2 Accent 3" w:uiPriority="66"/>
-    <w:lsdException w:name="Medium Grid 1 Accent 3" w:uiPriority="67"/>
-    <w:lsdException w:name="Medium Grid 2 Accent 3" w:uiPriority="68"/>
-    <w:lsdException w:name="Medium Grid 3 Accent 3" w:uiPriority="69"/>
-    <w:lsdException w:name="Dark List Accent 3" w:uiPriority="70"/>
-    <w:lsdException w:name="Colorful Shading Accent 3" w:uiPriority="71"/>
-    <w:lsdException w:name="Colorful List Accent 3" w:uiPriority="72"/>
-    <w:lsdException w:name="Colorful Grid Accent 3" w:uiPriority="73"/>
-    <w:lsdException w:name="Light Shading Accent 4" w:uiPriority="60"/>
-    <w:lsdException w:name="Light List Accent 4" w:uiPriority="61"/>
-    <w:lsdException w:name="Light Grid Accent 4" w:uiPriority="62"/>
-    <w:lsdException w:name="Medium Shading 1 Accent 4" w:uiPriority="63"/>
-    <w:lsdException w:name="Medium Shading 2 Accent 4" w:uiPriority="64"/>
-    <w:lsdException w:name="Medium List 1 Accent 4" w:uiPriority="65"/>
-    <w:lsdException w:name="Medium List 2 Accent 4" w:uiPriority="66"/>
-    <w:lsdException w:name="Medium Grid 1 Accent 4" w:uiPriority="67"/>
-    <w:lsdException w:name="Medium Grid 2 Accent 4" w:uiPriority="68"/>
-    <w:lsdException w:name="Medium Grid 3 Accent 4" w:uiPriority="69"/>
-    <w:lsdException w:name="Dark List Accent 4" w:uiPriority="70"/>
-    <w:lsdException w:name="Colorful Shading Accent 4" w:uiPriority="71"/>
-    <w:lsdException w:name="Colorful List Accent 4" w:uiPriority="72"/>
-    <w:lsdException w:name="Colorful Grid Accent 4" w:uiPriority="73"/>
-    <w:lsdException w:name="Light Shading Accent 5" w:uiPriority="60"/>
-    <w:lsdException w:name="Light List Accent 5" w:uiPriority="61"/>
-    <w:lsdException w:name="Light Grid Accent 5" w:uiPriority="62"/>
-    <w:lsdException w:name="Medium Shading 1 Accent 5" w:uiPriority="63"/>
-    <w:lsdException w:name="Medium Shading 2 Accent 5" w:uiPriority="64"/>
-    <w:lsdException w:name="Medium List 1 Accent 5" w:uiPriority="65"/>
-    <w:lsdException w:name="Medium List 2 Accent 5" w:uiPriority="66"/>
-    <w:lsdException w:name="Medium Grid 1 Accent 5" w:uiPriority="67"/>
-    <w:lsdException w:name="Medium Grid 2 Accent 5" w:uiPriority="68"/>
-    <w:lsdException w:name="Medium Grid 3 Accent 5" w:uiPriority="69"/>
-    <w:lsdException w:name="Dark List Accent 5" w:uiPriority="70"/>
-    <w:lsdException w:name="Colorful Shading Accent 5" w:uiPriority="71"/>
-    <w:lsdException w:name="Colorful List Accent 5" w:uiPriority="72"/>
-    <w:lsdException w:name="Colorful Grid Accent 5" w:uiPriority="73"/>
-    <w:lsdException w:name="Light Shading Accent 6" w:uiPriority="60"/>
-    <w:lsdException w:name="Light List Accent 6" w:uiPriority="61"/>
-    <w:lsdException w:name="Light Grid Accent 6" w:uiPriority="62"/>
-    <w:lsdException w:name="Medium Shading 1 Accent 6" w:uiPriority="63"/>
-    <w:lsdException w:name="Medium Shading 2 Accent 6" w:uiPriority="64"/>
-    <w:lsdException w:name="Medium List 1 Accent 6" w:uiPriority="65"/>
-    <w:lsdException w:name="Medium List 2 Accent 6" w:uiPriority="66"/>
-    <w:lsdException w:name="Medium Grid 1 Accent 6" w:uiPriority="67"/>
-    <w:lsdException w:name="Medium Grid 2 Accent 6" w:uiPriority="68"/>
-    <w:lsdException w:name="Medium Grid 3 Accent 6" w:uiPriority="69"/>
-    <w:lsdException w:name="Dark List Accent 6" w:uiPriority="70"/>
-    <w:lsdException w:name="Colorful Shading Accent 6" w:uiPriority="71"/>
-    <w:lsdException w:name="Colorful List Accent 6" w:uiPriority="72"/>
-    <w:lsdException w:name="Colorful Grid Accent 6" w:uiPriority="73"/>
-    <w:lsdException w:name="Subtle Emphasis" w:qFormat="1" w:uiPriority="19"/>
-    <w:lsdException w:name="Intense Emphasis" w:qFormat="1" w:uiPriority="21"/>
-    <w:lsdException w:name="Subtle Reference" w:qFormat="1" w:uiPriority="31"/>
-    <w:lsdException w:name="Intense Reference" w:qFormat="1" w:uiPriority="32"/>
-    <w:lsdException w:name="Book Title" w:qFormat="1" w:uiPriority="33"/>
-    <w:lsdException w:name="Bibliography" w:semiHidden="1" w:uiPriority="37" w:unhideWhenUsed="1"/>
-    <w:lsdException w:name="TOC Heading" w:qFormat="1" w:semiHidden="1" w:uiPriority="39" w:unhideWhenUsed="1"/>
-    <w:lsdException w:name="Plain Table 1" w:uiPriority="41"/>
-    <w:lsdException w:name="Plain Table 2" w:uiPriority="42"/>
-    <w:lsdException w:name="Plain Table 3" w:uiPriority="43"/>
-    <w:lsdException w:name="Plain Table 4" w:uiPriority="44"/>
-    <w:lsdException w:name="Plain Table 5" w:uiPriority="45"/>
-    <w:lsdException w:name="Grid Table Light" w:uiPriority="40"/>
-    <w:lsdException w:name="Grid Table 1 Light" w:uiPriority="46"/>
-    <w:lsdException w:name="Grid Table 2" w:uiPriority="47"/>
-    <w:lsdException w:name="Grid Table 3" w:uiPriority="48"/>
-    <w:lsdException w:name="Grid Table 4" w:uiPriority="49"/>
-    <w:lsdException w:name="Grid Table 5 Dark" w:uiPriority="50"/>
-    <w:lsdException w:name="Grid Table 6 Colorful" w:uiPriority="51"/>
-    <w:lsdException w:name="Grid Table 7 Colorful" w:uiPriority="52"/>
-    <w:lsdException w:name="Grid Table 1 Light Accent 1" w:uiPriority="46"/>
-    <w:lsdException w:name="Grid Table 2 Accent 1" w:uiPriority="47"/>
-    <w:lsdException w:name="Grid Table 3 Accent 1" w:uiPriority="48"/>
-    <w:lsdException w:name="Grid Table 4 Accent 1" w:uiPriority="49"/>
-    <w:lsdException w:name="Grid Table 5 Dark Accent 1" w:uiPriority="50"/>
-    <w:lsdException w:name="Grid Table 6 Colorful Accent 1" w:uiPriority="51"/>
-    <w:lsdException w:name="Grid Table 7 Colorful Accent 1" w:uiPriority="52"/>
-    <w:lsdException w:name="Grid Table 1 Light Accent 2" w:uiPriority="46"/>
-    <w:lsdException w:name="Grid Table 2 Accent 2" w:uiPriority="47"/>
-    <w:lsdException w:name="Grid Table 3 Accent 2" w:uiPriority="48"/>
-    <w:lsdException w:name="Grid Table 4 Accent 2" w:uiPriority="49"/>
-    <w:lsdException w:name="Grid Table 5 Dark Accent 2" w:uiPriority="50"/>
-    <w:lsdException w:name="Grid Table 6 Colorful Accent 2" w:uiPriority="51"/>
-    <w:lsdException w:name="Grid Table 7 Colorful Accent 2" w:uiPriority="52"/>
-    <w:lsdException w:name="Grid Table 1 Light Accent 3" w:uiPriority="46"/>
-    <w:lsdException w:name="Grid Table 2 Accent 3" w:uiPriority="47"/>
-    <w:lsdException w:name="Grid Table 3 Accent 3" w:uiPriority="48"/>
-    <w:lsdException w:name="Grid Table 4 Accent 3" w:uiPriority="49"/>
-    <w:lsdException w:name="Grid Table 5 Dark Accent 3" w:uiPriority="50"/>
-    <w:lsdException w:name="Grid Table 6 Colorful Accent 3" w:uiPriority="51"/>
-    <w:lsdException w:name="Grid Table 7 Colorful Accent 3" w:uiPriority="52"/>
-    <w:lsdException w:name="Grid Table 1 Light Accent 4" w:uiPriority="46"/>
-    <w:lsdException w:name="Grid Table 2 Accent 4" w:uiPriority="47"/>
-    <w:lsdException w:name="Grid Table 3 Accent 4" w:uiPriority="48"/>
-    <w:lsdException w:name="Grid Table 4 Accent 4" w:uiPriority="49"/>
-    <w:lsdException w:name="Grid Table 5 Dark Accent 4" w:uiPriority="50"/>
-    <w:lsdException w:name="Grid Table 6 Colorful Accent 4" w:uiPriority="51"/>
-    <w:lsdException w:name="Grid Table 7 Colorful Accent 4" w:uiPriority="52"/>
-    <w:lsdException w:name="Grid Table 1 Light Accent 5" w:uiPriority="46"/>
-    <w:lsdException w:name="Grid Table 2 Accent 5" w:uiPriority="47"/>
-    <w:lsdException w:name="Grid Table 3 Accent 5" w:uiPriority="48"/>
-    <w:lsdException w:name="Grid Table 4 Accent 5" w:uiPriority="49"/>
-    <w:lsdException w:name="Grid Table 5 Dark Accent 5" w:uiPriority="50"/>
-    <w:lsdException w:name="Grid Table 6 Colorful Accent 5" w:uiPriority="51"/>
-    <w:lsdException w:name="Grid Table 7 Colorful Accent 5" w:uiPriority="52"/>
-    <w:lsdException w:name="Grid Table 1 Light Accent 6" w:uiPriority="46"/>
-    <w:lsdException w:name="Grid Table 2 Accent 6" w:uiPriority="47"/>
-    <w:lsdException w:name="Grid Table 3 Accent 6" w:uiPriority="48"/>
-    <w:lsdException w:name="Grid Table 4 Accent 6" w:uiPriority="49"/>
-    <w:lsdException w:name="Grid Table 5 Dark Accent 6" w:uiPriority="50"/>
-    <w:lsdException w:name="Grid Table 6 Colorful Accent 6" w:uiPriority="51"/>
-    <w:lsdException w:name="Grid Table 7 Colorful Accent 6" w:uiPriority="52"/>
-    <w:lsdException w:name="List Table 1 Light" w:uiPriority="46"/>
-    <w:lsdException w:name="List Table 2" w:uiPriority="47"/>
-    <w:lsdException w:name="List Table 3" w:uiPriority="48"/>
-    <w:lsdException w:name="List Table 4" w:uiPriority="49"/>
-    <w:lsdException w:name="List Table 5 Dark" w:uiPriority="50"/>
-    <w:lsdException w:name="List Table 6 Colorful" w:uiPriority="51"/>
-    <w:lsdException w:name="List Table 7 Colorful" w:uiPriority="52"/>
-    <w:lsdException w:name="List Table 1 Light Accent 1" w:uiPriority="46"/>
-    <w:lsdException w:name="List Table 2 Accent 1" w:uiPriority="47"/>
-    <w:lsdException w:name="List Table 3 Accent 1" w:uiPriority="48"/>
-    <w:lsdException w:name="List Table 4 Accent 1" w:uiPriority="49"/>
-    <w:lsdException w:name="List Table 5 Dark Accent 1" w:uiPriority="50"/>
-    <w:lsdException w:name="List Table 6 Colorful Accent 1" w:uiPriority="51"/>
-    <w:lsdException w:name="List Table 7 Colorful Accent 1" w:uiPriority="52"/>
-    <w:lsdException w:name="List Table 1 Light Accent 2" w:uiPriority="46"/>
-    <w:lsdException w:name="List Table 2 Accent 2" w:uiPriority="47"/>
-    <w:lsdException w:name="List Table 3 Accent 2" w:uiPriority="48"/>
-    <w:lsdException w:name="List Table 4 Accent 2" w:uiPriority="49"/>
-    <w:lsdException w:name="List Table 5 Dark Accent 2" w:uiPriority="50"/>
-    <w:lsdException w:name="List Table 6 Colorful Accent 2" w:uiPriority="51"/>
-    <w:lsdException w:name="List Table 7 Colorful Accent 2" w:uiPriority="52"/>
-    <w:lsdException w:name="List Table 1 Light Accent 3" w:uiPriority="46"/>
-    <w:lsdException w:name="List Table 2 Accent 3" w:uiPriority="47"/>
-    <w:lsdException w:name="List Table 3 Accent 3" w:uiPriority="48"/>
-    <w:lsdException w:name="List Table 4 Accent 3" w:uiPriority="49"/>
-    <w:lsdException w:name="List Table 5 Dark Accent 3" w:uiPriority="50"/>
-    <w:lsdException w:name="List Table 6 Colorful Accent 3" w:uiPriority="51"/>
-    <w:lsdException w:name="List Table 7 Colorful Accent 3" w:uiPriority="52"/>
-    <w:lsdException w:name="List Table 1 Light Accent 4" w:uiPriority="46"/>
-    <w:lsdException w:name="List Table 2 Accent 4" w:uiPriority="47"/>
-    <w:lsdException w:name="List Table 3 Accent 4" w:uiPriority="48"/>
-    <w:lsdException w:name="List Table 4 Accent 4" w:uiPriority="49"/>
-    <w:lsdException w:name="List Table 5 Dark Accent 4" w:uiPriority="50"/>
-    <w:lsdException w:name="List Table 6 Colorful Accent 4" w:uiPriority="51"/>
-    <w:lsdException w:name="List Table 7 Colorful Accent 4" w:uiPriority="52"/>
-    <w:lsdException w:name="List Table 1 Light Accent 5" w:uiPriority="46"/>
-    <w:lsdException w:name="List Table 2 Accent 5" w:uiPriority="47"/>
-    <w:lsdException w:name="List Table 3 Accent 5" w:uiPriority="48"/>
-    <w:lsdException w:name="List Table 4 Accent 5" w:uiPriority="49"/>
-    <w:lsdException w:name="List Table 5 Dark Accent 5" w:uiPriority="50"/>
-    <w:lsdException w:name="List Table 6 Colorful Accent 5" w:uiPriority="51"/>
-    <w:lsdException w:name="List Table 7 Colorful Accent 5" w:uiPriority="52"/>
-    <w:lsdException w:name="List Table 1 Light Accent 6" w:uiPriority="46"/>
-    <w:lsdException w:name="List Table 2 Accent 6" w:uiPriority="47"/>
-    <w:lsdException w:name="List Table 3 Accent 6" w:uiPriority="48"/>
-    <w:lsdException w:name="List Table 4 Accent 6" w:uiPriority="49"/>
-    <w:lsdException w:name="List Table 5 Dark Accent 6" w:uiPriority="50"/>
-    <w:lsdException w:name="List Table 6 Colorful Accent 6" w:uiPriority="51"/>
-    <w:lsdException w:name="List Table 7 Colorful Accent 6" w:uiPriority="52"/>
-    <w:lsdException w:name="Mention" w:semiHidden="1" w:unhideWhenUsed="1"/>
-    <w:lsdException w:name="Smart Hyperlink" w:semiHidden="1" w:unhideWhenUsed="1"/>
-    <w:lsdException w:name="Hashtag" w:semiHidden="1" w:unhideWhenUsed="1"/>
-    <w:lsdException w:name="Unresolved Mention" w:semiHidden="1" w:unhideWhenUsed="1"/>
-    <w:lsdException w:name="Smart Link" w:semiHidden="1" w:unhideWhenUsed="1"/>
-  </w:latentStyles>
+  <w:latentStyles w:count="276" w:defLockedState="0" w:defQFormat="0" w:defSemiHidden="0" w:defUIPriority="0" w:defUnhideWhenUsed="0"/>
   <w:style w:default="1" w:styleId="Normal" w:type="paragraph">
     <w:name w:val="Normal"/>
     <w:qFormat/>
   </w:style>
+  <w:style w:styleId="BodyText" w:type="paragraph">
+    <w:name w:val="Body Text"/>
+    <w:basedOn w:val="Normal"/>
+    <w:link w:val="BodyTextChar"/>
+    <w:qFormat/>
+    <w:pPr>
+      <w:spacing w:after="90" w:before="90"/>
+    </w:pPr>
+  </w:style>
+  <w:style w:customStyle="1" w:styleId="FirstParagraph" w:type="paragraph">
+    <w:name w:val="First Paragraph"/>
+    <w:basedOn w:val="BodyText"/>
+    <w:next w:val="BodyText"/>
+    <w:qFormat/>
+  </w:style>
+  <w:style w:customStyle="1" w:styleId="Compact" w:type="paragraph">
+    <w:name w:val="Compact"/>
+    <w:basedOn w:val="BodyText"/>
+    <w:qFormat/>
+    <w:pPr>
+      <w:spacing w:after="20" w:before="20"/>
+    </w:pPr>
+  </w:style>
+  <w:style w:styleId="Title" w:type="paragraph">
+    <w:name w:val="Title"/>
+    <w:basedOn w:val="Normal"/>
+    <w:next w:val="BodyText"/>
+    <w:link w:val="TitleChar"/>
+    <w:uiPriority w:val="10"/>
+    <w:qFormat/>
+    <w:rsid w:val="00A10FD9"/>
+    <w:pPr>
+      <w:spacing w:after="60" w:line="240" w:lineRule="auto"/>
+      <w:contextualSpacing/>
+      <w:jc w:val="center"/>
+    </w:pPr>
+    <w:rPr>
+      <w:rFonts w:asciiTheme="majorHAnsi" w:cstheme="majorBidi" w:eastAsiaTheme="majorEastAsia" w:hAnsiTheme="majorHAnsi"/>
+      <w:sz w:val="28"/>
+      <w:szCs w:val="28"/>
+    </w:rPr>
+  </w:style>
+  <w:style w:customStyle="1" w:styleId="TitleChar" w:type="character">
+    <w:name w:val="Title Char"/>
+    <w:basedOn w:val="DefaultParagraphFont"/>
+    <w:link w:val="Title"/>
+    <w:uiPriority w:val="10"/>
+    <w:rsid w:val="00A10FD9"/>
+    <w:rPr>
+      <w:rFonts w:asciiTheme="majorHAnsi" w:cstheme="majorBidi" w:eastAsiaTheme="majorEastAsia" w:hAnsiTheme="majorHAnsi"/>
+      <w:sz w:val="28"/>
+      <w:szCs w:val="28"/>
+    </w:rPr>
+  </w:style>
+  <w:style w:styleId="Subtitle" w:type="paragraph">
+    <w:name w:val="Subtitle"/>
+    <w:basedOn w:val="Title"/>
+    <w:next w:val="BodyText"/>
+    <w:link w:val="SubtitleChar"/>
+    <w:uiPriority w:val="11"/>
+    <w:qFormat/>
+    <w:rsid w:val="00A10FD9"/>
+    <w:pPr>
+      <w:numPr>
+        <w:ilvl w:val="1"/>
+      </w:numPr>
+    </w:pPr>
+    <w:rPr>
+      <w:rFonts w:cstheme="majorBidi" w:eastAsiaTheme="majorEastAsia"/>
+      <w:spacing w:val="15"/>
+      <w:sz w:val="22"/>
+      <w:szCs w:val="22"/>
+    </w:rPr>
+  </w:style>
+  <w:style w:customStyle="1" w:styleId="SubtitleChar" w:type="character">
+    <w:name w:val="Subtitle Char"/>
+    <w:basedOn w:val="DefaultParagraphFont"/>
+    <w:link w:val="Subtitle"/>
+    <w:uiPriority w:val="11"/>
+    <w:rsid w:val="00A10FD9"/>
+    <w:rPr>
+      <w:rFonts w:cstheme="majorBidi" w:eastAsiaTheme="majorEastAsia"/>
+      <w:color w:themeColor="text1" w:themeTint="A6" w:val="595959"/>
+      <w:spacing w:val="15"/>
+      <w:sz w:val="28"/>
+      <w:szCs w:val="28"/>
+    </w:rPr>
+  </w:style>
+  <w:style w:customStyle="1" w:styleId="Author" w:type="paragraph">
+    <w:name w:val="Author"/>
+    <w:basedOn w:val="Title"/>
+    <w:next w:val="BodyText"/>
+    <w:qFormat/>
+    <w:pPr>
+      <w:keepNext/>
+      <w:keepLines/>
+    </w:pPr>
+    <w:rPr>
+      <w:sz w:val="24"/>
+      <w:szCs w:val="24"/>
+    </w:rPr>
+  </w:style>
+  <w:style w:styleId="Date" w:type="paragraph">
+    <w:name w:val="Date"/>
+    <w:basedOn w:val="Title"/>
+    <w:next w:val="BodyText"/>
+    <w:qFormat/>
+    <w:pPr>
+      <w:keepNext/>
+      <w:keepLines/>
+    </w:pPr>
+    <w:rPr>
+      <w:sz w:val="24"/>
+      <w:szCs w:val="24"/>
+    </w:rPr>
+  </w:style>
+  <w:style w:customStyle="1" w:styleId="AbstractTitle" w:type="paragraph">
+    <w:name w:val="Abstract Title"/>
+    <w:basedOn w:val="Normal"/>
+    <w:next w:val="Abstract"/>
+    <w:qFormat/>
+    <w:pPr>
+      <w:keepNext/>
+      <w:keepLines/>
+      <w:spacing w:after="0" w:before="300"/>
+      <w:jc w:val="center"/>
+    </w:pPr>
+    <w:rPr>
+      <w:b/>
+      <w:sz w:val="20"/>
+      <w:szCs w:val="20"/>
+    </w:rPr>
+  </w:style>
+  <w:style w:customStyle="1" w:styleId="Abstract" w:type="paragraph">
+    <w:name w:val="Abstract"/>
+    <w:basedOn w:val="Normal"/>
+    <w:next w:val="BodyText"/>
+    <w:qFormat/>
+    <w:pPr>
+      <w:keepNext/>
+      <w:keepLines/>
+      <w:spacing w:after="300" w:before="100"/>
+    </w:pPr>
+    <w:rPr>
+      <w:sz w:val="20"/>
+      <w:szCs w:val="20"/>
+    </w:rPr>
+  </w:style>
+  <w:style w:styleId="Bibliography" w:type="paragraph">
+    <w:name w:val="Bibliography"/>
+    <w:basedOn w:val="Normal"/>
+    <w:next w:val="Bibliography"/>
+    <w:qFormat/>
+    <w:pPr/>
+    <w:rPr/>
+  </w:style>
   <w:style w:styleId="Heading1" w:type="paragraph">
     <w:name w:val="heading 1"/>
     <w:basedOn w:val="Normal"/>
-    <w:next w:val="Normal"/>
+    <w:next w:val="BodyText"/>
     <w:link w:val="Heading1Char"/>
     <w:uiPriority w:val="9"/>
     <w:qFormat/>
-    <w:rsid w:val="00846576"/>
+    <w:rsid w:val="00A10FD9"/>
     <w:pPr>
       <w:keepNext/>
       <w:keepLines/>
-      <w:spacing w:after="80" w:before="360"/>
+      <w:spacing w:after="60" w:before="200"/>
       <w:outlineLvl w:val="0"/>
     </w:pPr>
     <w:rPr>
       <w:rFonts w:asciiTheme="majorHAnsi" w:cstheme="majorBidi" w:eastAsiaTheme="majorEastAsia" w:hAnsiTheme="majorHAnsi"/>
-      <w:b/>
       <w:color w:themeColor="accent1" w:themeShade="BF" w:val="0F4761"/>
       <w:sz w:val="28"/>
-      <w:szCs w:val="40"/>
+      <w:szCs w:val="28"/>
     </w:rPr>
   </w:style>
   <w:style w:styleId="Heading2" w:type="paragraph">
     <w:name w:val="heading 2"/>
     <w:basedOn w:val="Normal"/>
-    <w:next w:val="Normal"/>
+    <w:next w:val="BodyText"/>
     <w:link w:val="Heading2Char"/>
     <w:uiPriority w:val="9"/>
     <w:semiHidden/>
     <w:unhideWhenUsed/>
     <w:qFormat/>
-    <w:rsid w:val="00846576"/>
+    <w:rsid w:val="00A10FD9"/>
     <w:pPr>
       <w:keepNext/>
       <w:keepLines/>
-      <w:spacing w:after="80" w:before="160"/>
+      <w:spacing w:after="50" w:before="140"/>
       <w:outlineLvl w:val="1"/>
     </w:pPr>
     <w:rPr>
       <w:rFonts w:asciiTheme="majorHAnsi" w:cstheme="majorBidi" w:eastAsiaTheme="majorEastAsia" w:hAnsiTheme="majorHAnsi"/>
       <w:color w:themeColor="accent1" w:themeShade="BF" w:val="0F4761"/>
-      <w:szCs w:val="32"/>
+      <w:sz w:val="26"/>
+      <w:szCs w:val="26"/>
     </w:rPr>
   </w:style>
   <w:style w:styleId="Heading3" w:type="paragraph">
     <w:name w:val="heading 3"/>
     <w:basedOn w:val="Normal"/>
-    <w:next w:val="Normal"/>
+    <w:next w:val="BodyText"/>
     <w:link w:val="Heading3Char"/>
     <w:uiPriority w:val="9"/>
+    <w:semiHidden/>
     <w:unhideWhenUsed/>
     <w:qFormat/>
-    <w:rsid w:val="00846576"/>
+    <w:rsid w:val="00A10FD9"/>
     <w:pPr>
       <w:keepNext/>
       <w:keepLines/>
-      <w:spacing w:after="80" w:before="160"/>
+      <w:spacing w:after="40" w:before="120"/>
       <w:outlineLvl w:val="2"/>
     </w:pPr>
     <w:rPr>
-      <w:rFonts w:asciiTheme="minorHAnsi" w:cstheme="majorBidi" w:eastAsiaTheme="majorEastAsia" w:hAnsiTheme="minorHAnsi"/>
+      <w:rFonts w:cstheme="majorBidi" w:eastAsiaTheme="majorEastAsia"/>
       <w:color w:themeColor="accent1" w:themeShade="BF" w:val="0F4761"/>
       <w:sz w:val="22"/>
-      <w:szCs w:val="28"/>
+      <w:szCs w:val="22"/>
     </w:rPr>
   </w:style>
   <w:style w:styleId="Heading4" w:type="paragraph">
     <w:name w:val="heading 4"/>
     <w:basedOn w:val="Normal"/>
-    <w:next w:val="Normal"/>
+    <w:next w:val="BodyText"/>
     <w:link w:val="Heading4Char"/>
     <w:uiPriority w:val="9"/>
     <w:semiHidden/>
     <w:unhideWhenUsed/>
     <w:qFormat/>
-    <w:rsid w:val="00846576"/>
+    <w:rsid w:val="00A10FD9"/>
     <w:pPr>
       <w:keepNext/>
       <w:keepLines/>
@@ -5186,7 +4982,8 @@
       <w:outlineLvl w:val="3"/>
     </w:pPr>
     <w:rPr>
-      <w:rFonts w:asciiTheme="minorHAnsi" w:cstheme="majorBidi" w:eastAsiaTheme="majorEastAsia" w:hAnsiTheme="minorHAnsi"/>
+      <w:rFonts w:cstheme="majorBidi" w:eastAsiaTheme="majorEastAsia"/>
+      <w:i/>
       <w:iCs/>
       <w:color w:themeColor="accent1" w:themeShade="BF" w:val="0F4761"/>
     </w:rPr>
@@ -5194,13 +4991,13 @@
   <w:style w:styleId="Heading5" w:type="paragraph">
     <w:name w:val="heading 5"/>
     <w:basedOn w:val="Normal"/>
-    <w:next w:val="Normal"/>
+    <w:next w:val="BodyText"/>
     <w:link w:val="Heading5Char"/>
     <w:uiPriority w:val="9"/>
     <w:semiHidden/>
     <w:unhideWhenUsed/>
     <w:qFormat/>
-    <w:rsid w:val="00AF5CF1"/>
+    <w:rsid w:val="00A10FD9"/>
     <w:pPr>
       <w:keepNext/>
       <w:keepLines/>
@@ -5208,28 +5005,29 @@
       <w:outlineLvl w:val="4"/>
     </w:pPr>
     <w:rPr>
-      <w:rFonts w:asciiTheme="minorHAnsi" w:cstheme="majorBidi" w:eastAsiaTheme="majorEastAsia" w:hAnsiTheme="minorHAnsi"/>
+      <w:rFonts w:cstheme="majorBidi" w:eastAsiaTheme="majorEastAsia"/>
       <w:color w:themeColor="accent1" w:themeShade="BF" w:val="0F4761"/>
     </w:rPr>
   </w:style>
   <w:style w:styleId="Heading6" w:type="paragraph">
     <w:name w:val="heading 6"/>
     <w:basedOn w:val="Normal"/>
-    <w:next w:val="Normal"/>
+    <w:next w:val="BodyText"/>
     <w:link w:val="Heading6Char"/>
     <w:uiPriority w:val="9"/>
     <w:semiHidden/>
     <w:unhideWhenUsed/>
     <w:qFormat/>
-    <w:rsid w:val="00846576"/>
+    <w:rsid w:val="00A10FD9"/>
     <w:pPr>
       <w:keepNext/>
       <w:keepLines/>
-      <w:spacing w:before="40"/>
+      <w:spacing w:after="0" w:before="40"/>
       <w:outlineLvl w:val="5"/>
     </w:pPr>
     <w:rPr>
-      <w:rFonts w:asciiTheme="minorHAnsi" w:cstheme="majorBidi" w:eastAsiaTheme="majorEastAsia" w:hAnsiTheme="minorHAnsi"/>
+      <w:rFonts w:cstheme="majorBidi" w:eastAsiaTheme="majorEastAsia"/>
+      <w:i/>
       <w:iCs/>
       <w:color w:themeColor="text1" w:themeTint="A6" w:val="595959"/>
     </w:rPr>
@@ -5237,41 +5035,43 @@
   <w:style w:styleId="Heading7" w:type="paragraph">
     <w:name w:val="heading 7"/>
     <w:basedOn w:val="Normal"/>
-    <w:next w:val="Normal"/>
+    <w:next w:val="BodyText"/>
     <w:link w:val="Heading7Char"/>
     <w:uiPriority w:val="9"/>
     <w:semiHidden/>
     <w:unhideWhenUsed/>
     <w:qFormat/>
-    <w:rsid w:val="00AF5CF1"/>
+    <w:rsid w:val="00A10FD9"/>
     <w:pPr>
       <w:keepNext/>
       <w:keepLines/>
-      <w:spacing w:before="40"/>
+      <w:spacing w:after="0" w:before="40"/>
       <w:outlineLvl w:val="6"/>
     </w:pPr>
     <w:rPr>
-      <w:rFonts w:asciiTheme="minorHAnsi" w:cstheme="majorBidi" w:eastAsiaTheme="majorEastAsia" w:hAnsiTheme="minorHAnsi"/>
+      <w:rFonts w:cstheme="majorBidi" w:eastAsiaTheme="majorEastAsia"/>
       <w:color w:themeColor="text1" w:themeTint="A6" w:val="595959"/>
     </w:rPr>
   </w:style>
   <w:style w:styleId="Heading8" w:type="paragraph">
     <w:name w:val="heading 8"/>
     <w:basedOn w:val="Normal"/>
-    <w:next w:val="Normal"/>
+    <w:next w:val="BodyText"/>
     <w:link w:val="Heading8Char"/>
     <w:uiPriority w:val="9"/>
     <w:semiHidden/>
     <w:unhideWhenUsed/>
     <w:qFormat/>
-    <w:rsid w:val="00846576"/>
+    <w:rsid w:val="00A10FD9"/>
     <w:pPr>
       <w:keepNext/>
       <w:keepLines/>
+      <w:spacing w:after="0"/>
       <w:outlineLvl w:val="7"/>
     </w:pPr>
     <w:rPr>
-      <w:rFonts w:asciiTheme="minorHAnsi" w:cstheme="majorBidi" w:eastAsiaTheme="majorEastAsia" w:hAnsiTheme="minorHAnsi"/>
+      <w:rFonts w:cstheme="majorBidi" w:eastAsiaTheme="majorEastAsia"/>
+      <w:i/>
       <w:iCs/>
       <w:color w:themeColor="text1" w:themeTint="D8" w:val="272727"/>
     </w:rPr>
@@ -5279,35 +5079,186 @@
   <w:style w:styleId="Heading9" w:type="paragraph">
     <w:name w:val="heading 9"/>
     <w:basedOn w:val="Normal"/>
-    <w:next w:val="Normal"/>
+    <w:next w:val="BodyText"/>
     <w:link w:val="Heading9Char"/>
     <w:uiPriority w:val="9"/>
     <w:semiHidden/>
     <w:unhideWhenUsed/>
     <w:qFormat/>
-    <w:rsid w:val="00846576"/>
+    <w:rsid w:val="00A10FD9"/>
     <w:pPr>
       <w:keepNext/>
       <w:keepLines/>
+      <w:spacing w:after="0"/>
       <w:outlineLvl w:val="8"/>
     </w:pPr>
     <w:rPr>
-      <w:rFonts w:asciiTheme="minorHAnsi" w:cstheme="majorBidi" w:eastAsiaTheme="majorEastAsia" w:hAnsiTheme="minorHAnsi"/>
+      <w:rFonts w:cstheme="majorBidi" w:eastAsiaTheme="majorEastAsia"/>
       <w:color w:themeColor="text1" w:themeTint="D8" w:val="272727"/>
-      <w:sz w:val="22"/>
-    </w:rPr>
+    </w:rPr>
+  </w:style>
+  <w:style w:customStyle="1" w:styleId="Heading1Char" w:type="character">
+    <w:name w:val="Heading 1 Char"/>
+    <w:basedOn w:val="DefaultParagraphFont"/>
+    <w:link w:val="Heading1"/>
+    <w:uiPriority w:val="9"/>
+    <w:rsid w:val="00A10FD9"/>
+    <w:rPr>
+      <w:rFonts w:asciiTheme="majorHAnsi" w:cstheme="majorBidi" w:eastAsiaTheme="majorEastAsia" w:hAnsiTheme="majorHAnsi"/>
+      <w:color w:themeColor="accent1" w:themeShade="BF" w:val="0F4761"/>
+      <w:sz w:val="40"/>
+      <w:szCs w:val="40"/>
+    </w:rPr>
+  </w:style>
+  <w:style w:customStyle="1" w:styleId="Heading2Char" w:type="character">
+    <w:name w:val="Heading 2 Char"/>
+    <w:basedOn w:val="DefaultParagraphFont"/>
+    <w:link w:val="Heading2"/>
+    <w:uiPriority w:val="9"/>
+    <w:semiHidden/>
+    <w:rsid w:val="00A10FD9"/>
+    <w:rPr>
+      <w:rFonts w:asciiTheme="majorHAnsi" w:cstheme="majorBidi" w:eastAsiaTheme="majorEastAsia" w:hAnsiTheme="majorHAnsi"/>
+      <w:color w:themeColor="accent1" w:themeShade="BF" w:val="0F4761"/>
+      <w:sz w:val="32"/>
+      <w:szCs w:val="32"/>
+    </w:rPr>
+  </w:style>
+  <w:style w:customStyle="1" w:styleId="Heading3Char" w:type="character">
+    <w:name w:val="Heading 3 Char"/>
+    <w:basedOn w:val="DefaultParagraphFont"/>
+    <w:link w:val="Heading3"/>
+    <w:uiPriority w:val="9"/>
+    <w:semiHidden/>
+    <w:rsid w:val="00A10FD9"/>
+    <w:rPr>
+      <w:rFonts w:cstheme="majorBidi" w:eastAsiaTheme="majorEastAsia"/>
+      <w:color w:themeColor="accent1" w:themeShade="BF" w:val="0F4761"/>
+      <w:sz w:val="28"/>
+      <w:szCs w:val="28"/>
+    </w:rPr>
+  </w:style>
+  <w:style w:customStyle="1" w:styleId="Heading4Char" w:type="character">
+    <w:name w:val="Heading 4 Char"/>
+    <w:basedOn w:val="DefaultParagraphFont"/>
+    <w:link w:val="Heading4"/>
+    <w:uiPriority w:val="9"/>
+    <w:semiHidden/>
+    <w:rsid w:val="00A10FD9"/>
+    <w:rPr>
+      <w:rFonts w:cstheme="majorBidi" w:eastAsiaTheme="majorEastAsia"/>
+      <w:i/>
+      <w:iCs/>
+      <w:color w:themeColor="accent1" w:themeShade="BF" w:val="0F4761"/>
+    </w:rPr>
+  </w:style>
+  <w:style w:customStyle="1" w:styleId="Heading5Char" w:type="character">
+    <w:name w:val="Heading 5 Char"/>
+    <w:basedOn w:val="DefaultParagraphFont"/>
+    <w:link w:val="Heading5"/>
+    <w:uiPriority w:val="9"/>
+    <w:semiHidden/>
+    <w:rsid w:val="00A10FD9"/>
+    <w:rPr>
+      <w:rFonts w:cstheme="majorBidi" w:eastAsiaTheme="majorEastAsia"/>
+      <w:color w:themeColor="accent1" w:themeShade="BF" w:val="0F4761"/>
+    </w:rPr>
+  </w:style>
+  <w:style w:customStyle="1" w:styleId="Heading6Char" w:type="character">
+    <w:name w:val="Heading 6 Char"/>
+    <w:basedOn w:val="DefaultParagraphFont"/>
+    <w:link w:val="Heading6"/>
+    <w:uiPriority w:val="9"/>
+    <w:semiHidden/>
+    <w:rsid w:val="00A10FD9"/>
+    <w:rPr>
+      <w:rFonts w:cstheme="majorBidi" w:eastAsiaTheme="majorEastAsia"/>
+      <w:i/>
+      <w:iCs/>
+      <w:color w:themeColor="text1" w:themeTint="A6" w:val="595959"/>
+    </w:rPr>
+  </w:style>
+  <w:style w:customStyle="1" w:styleId="Heading7Char" w:type="character">
+    <w:name w:val="Heading 7 Char"/>
+    <w:basedOn w:val="DefaultParagraphFont"/>
+    <w:link w:val="Heading7"/>
+    <w:uiPriority w:val="9"/>
+    <w:semiHidden/>
+    <w:rsid w:val="00A10FD9"/>
+    <w:rPr>
+      <w:rFonts w:cstheme="majorBidi" w:eastAsiaTheme="majorEastAsia"/>
+      <w:color w:themeColor="text1" w:themeTint="A6" w:val="595959"/>
+    </w:rPr>
+  </w:style>
+  <w:style w:customStyle="1" w:styleId="Heading8Char" w:type="character">
+    <w:name w:val="Heading 8 Char"/>
+    <w:basedOn w:val="DefaultParagraphFont"/>
+    <w:link w:val="Heading8"/>
+    <w:uiPriority w:val="9"/>
+    <w:semiHidden/>
+    <w:rsid w:val="00A10FD9"/>
+    <w:rPr>
+      <w:rFonts w:cstheme="majorBidi" w:eastAsiaTheme="majorEastAsia"/>
+      <w:i/>
+      <w:iCs/>
+      <w:color w:themeColor="text1" w:themeTint="D8" w:val="272727"/>
+    </w:rPr>
+  </w:style>
+  <w:style w:customStyle="1" w:styleId="Heading9Char" w:type="character">
+    <w:name w:val="Heading 9 Char"/>
+    <w:basedOn w:val="DefaultParagraphFont"/>
+    <w:link w:val="Heading9"/>
+    <w:uiPriority w:val="9"/>
+    <w:semiHidden/>
+    <w:rsid w:val="00A10FD9"/>
+    <w:rPr>
+      <w:rFonts w:cstheme="majorBidi" w:eastAsiaTheme="majorEastAsia"/>
+      <w:color w:themeColor="text1" w:themeTint="D8" w:val="272727"/>
+    </w:rPr>
+  </w:style>
+  <w:style w:styleId="BlockText" w:type="paragraph">
+    <w:name w:val="Block Text"/>
+    <w:basedOn w:val="BodyText"/>
+    <w:next w:val="BodyText"/>
+    <w:uiPriority w:val="9"/>
+    <w:unhideWhenUsed/>
+    <w:qFormat/>
+    <w:pPr>
+      <w:spacing w:after="50" w:before="50"/>
+      <w:ind w:firstLine="0" w:left="480" w:right="480"/>
+    </w:pPr>
+  </w:style>
+  <w:style w:styleId="FootnoteText" w:type="paragraph">
+    <w:name w:val="Footnote Text"/>
+    <w:basedOn w:val="Normal"/>
+    <w:next w:val="FootnoteText"/>
+    <w:uiPriority w:val="9"/>
+    <w:unhideWhenUsed/>
+    <w:qFormat/>
+  </w:style>
+  <w:style w:styleId="FootnoteBlockText" w:type="paragraph">
+    <w:name w:val="Footnote Block Text"/>
+    <w:basedOn w:val="FootnoteText"/>
+    <w:next w:val="FootnoteText"/>
+    <w:uiPriority w:val="9"/>
+    <w:unhideWhenUsed/>
+    <w:qFormat/>
+    <w:pPr>
+      <w:spacing w:after="100" w:before="100"/>
+      <w:ind w:firstLine="0" w:left="480" w:right="480"/>
+    </w:pPr>
   </w:style>
   <w:style w:default="1" w:styleId="DefaultParagraphFont" w:type="character">
     <w:name w:val="Default Paragraph Font"/>
-    <w:uiPriority w:val="1"/>
     <w:semiHidden/>
     <w:unhideWhenUsed/>
   </w:style>
-  <w:style w:default="1" w:styleId="TableNormal" w:type="table">
-    <w:name w:val="Normal Table"/>
-    <w:uiPriority w:val="99"/>
+  <w:style w:default="1" w:styleId="Table" w:type="table">
+    <w:name w:val="Table"/>
+    <w:basedOn w:val="TableNormal"/>
     <w:semiHidden/>
     <w:unhideWhenUsed/>
+    <w:qFormat/>
     <w:tblPr>
       <w:tblInd w:type="dxa" w:w="0"/>
       <w:tblCellMar>
@@ -5317,410 +5268,127 @@
         <w:right w:type="dxa" w:w="108"/>
       </w:tblCellMar>
     </w:tblPr>
-  </w:style>
-  <w:style w:default="1" w:styleId="NoList" w:type="numbering">
-    <w:name w:val="No List"/>
-    <w:uiPriority w:val="99"/>
-    <w:semiHidden/>
+    <w:tblStylePr w:type="firstRow">
+      <w:tblPr>
+        <w:jc w:val="left"/>
+        <w:tblInd w:type="dxa" w:w="0"/>
+      </w:tblPr>
+      <w:trPr>
+        <w:jc w:val="left"/>
+      </w:trPr>
+      <w:tcPr>
+        <w:tcBorders>
+          <w:bottom w:val="single"/>
+        </w:tcBorders>
+        <w:vAlign w:val="bottom"/>
+      </w:tcPr>
+    </w:tblStylePr>
+  </w:style>
+  <w:style w:customStyle="1" w:styleId="DefinitionTerm" w:type="paragraph">
+    <w:name w:val="Definition Term"/>
+    <w:basedOn w:val="Normal"/>
+    <w:next w:val="Definition"/>
+    <w:pPr>
+      <w:keepNext/>
+      <w:keepLines/>
+      <w:spacing w:after="0"/>
+    </w:pPr>
+    <w:rPr>
+      <w:b/>
+    </w:rPr>
+  </w:style>
+  <w:style w:customStyle="1" w:styleId="Definition" w:type="paragraph">
+    <w:name w:val="Definition"/>
+    <w:basedOn w:val="Normal"/>
+  </w:style>
+  <w:style w:styleId="Caption" w:type="paragraph">
+    <w:name w:val="Caption"/>
+    <w:basedOn w:val="Normal"/>
+    <w:link w:val="BodyTextChar"/>
+    <w:pPr>
+      <w:spacing w:after="60" w:before="0"/>
+    </w:pPr>
+    <w:rPr>
+      <w:i/>
+    </w:rPr>
+  </w:style>
+  <w:style w:customStyle="1" w:styleId="TableCaption" w:type="paragraph">
+    <w:name w:val="Table Caption"/>
+    <w:basedOn w:val="Caption"/>
+    <w:pPr>
+      <w:keepNext/>
+    </w:pPr>
+  </w:style>
+  <w:style w:customStyle="1" w:styleId="ImageCaption" w:type="paragraph">
+    <w:name w:val="Image Caption"/>
+    <w:basedOn w:val="Caption"/>
+  </w:style>
+  <w:style w:customStyle="1" w:styleId="Figure" w:type="paragraph">
+    <w:name w:val="Figure"/>
+    <w:basedOn w:val="Normal"/>
+  </w:style>
+  <w:style w:customStyle="1" w:styleId="CaptionedFigure" w:type="paragraph">
+    <w:name w:val="Captioned Figure"/>
+    <w:basedOn w:val="Figure"/>
+    <w:pPr>
+      <w:keepNext/>
+    </w:pPr>
+  </w:style>
+  <w:style w:customStyle="1" w:styleId="BodyTextChar" w:type="character">
+    <w:name w:val="Body Text Char"/>
+    <w:basedOn w:val="DefaultParagraphFont"/>
+    <w:link w:val="BodyText"/>
+  </w:style>
+  <w:style w:customStyle="1" w:styleId="VerbatimChar" w:type="character">
+    <w:name w:val="Verbatim Char"/>
+    <w:basedOn w:val="BodyTextChar"/>
+    <w:rPr>
+      <w:rFonts w:ascii="Consolas" w:hAnsi="Consolas"/>
+      <w:sz w:val="18"/>
+    </w:rPr>
+  </w:style>
+  <w:style w:customStyle="1" w:styleId="SectionNumber" w:type="character">
+    <w:name w:val="Section Number"/>
+    <w:basedOn w:val="BodyTextChar"/>
+  </w:style>
+  <w:style w:styleId="FootnoteReference" w:type="character">
+    <w:name w:val="Footnote Reference"/>
+    <w:basedOn w:val="BodyTextChar"/>
+    <w:rPr>
+      <w:vertAlign w:val="superscript"/>
+    </w:rPr>
+  </w:style>
+  <w:style w:styleId="Hyperlink" w:type="character">
+    <w:name w:val="Hyperlink"/>
+    <w:basedOn w:val="BodyTextChar"/>
+    <w:rPr>
+      <w:color w:themeColor="accent1" w:val="4F81BD"/>
+    </w:rPr>
+  </w:style>
+  <w:style w:styleId="TOCHeading" w:type="paragraph">
+    <w:name w:val="TOC Heading"/>
+    <w:basedOn w:val="Heading1"/>
+    <w:next w:val="BodyText"/>
+    <w:uiPriority w:val="39"/>
     <w:unhideWhenUsed/>
-  </w:style>
-  <w:style w:customStyle="1" w:styleId="Heading1Char" w:type="character">
-    <w:name w:val="Heading 1 Char"/>
-    <w:basedOn w:val="DefaultParagraphFont"/>
-    <w:link w:val="Heading1"/>
-    <w:uiPriority w:val="9"/>
-    <w:rsid w:val="00846576"/>
+    <w:qFormat/>
+    <w:pPr>
+      <w:spacing w:before="240" w:line="259" w:lineRule="auto"/>
+      <w:outlineLvl w:val="9"/>
+    </w:pPr>
     <w:rPr>
       <w:rFonts w:asciiTheme="majorHAnsi" w:cstheme="majorBidi" w:eastAsiaTheme="majorEastAsia" w:hAnsiTheme="majorHAnsi"/>
-      <w:b/>
-      <w:color w:themeColor="accent1" w:themeShade="BF" w:val="0F4761"/>
-      <w:sz w:val="28"/>
-      <w:szCs w:val="40"/>
-    </w:rPr>
-  </w:style>
-  <w:style w:customStyle="1" w:styleId="Heading2Char" w:type="character">
-    <w:name w:val="Heading 2 Char"/>
-    <w:basedOn w:val="DefaultParagraphFont"/>
-    <w:link w:val="Heading2"/>
-    <w:uiPriority w:val="9"/>
-    <w:semiHidden/>
-    <w:rsid w:val="00846576"/>
-    <w:rPr>
-      <w:rFonts w:asciiTheme="majorHAnsi" w:cstheme="majorBidi" w:eastAsiaTheme="majorEastAsia" w:hAnsiTheme="majorHAnsi"/>
-      <w:color w:themeColor="accent1" w:themeShade="BF" w:val="0F4761"/>
-      <w:szCs w:val="32"/>
-    </w:rPr>
-  </w:style>
-  <w:style w:customStyle="1" w:styleId="Heading3Char" w:type="character">
-    <w:name w:val="Heading 3 Char"/>
-    <w:basedOn w:val="DefaultParagraphFont"/>
-    <w:link w:val="Heading3"/>
-    <w:uiPriority w:val="9"/>
-    <w:rsid w:val="00846576"/>
-    <w:rPr>
-      <w:rFonts w:asciiTheme="minorHAnsi" w:cstheme="majorBidi" w:eastAsiaTheme="majorEastAsia" w:hAnsiTheme="minorHAnsi"/>
-      <w:color w:themeColor="accent1" w:themeShade="BF" w:val="0F4761"/>
-      <w:sz w:val="22"/>
-      <w:szCs w:val="28"/>
-    </w:rPr>
-  </w:style>
-  <w:style w:customStyle="1" w:styleId="Heading4Char" w:type="character">
-    <w:name w:val="Heading 4 Char"/>
-    <w:basedOn w:val="DefaultParagraphFont"/>
-    <w:link w:val="Heading4"/>
-    <w:uiPriority w:val="9"/>
-    <w:semiHidden/>
-    <w:rsid w:val="00846576"/>
-    <w:rPr>
-      <w:rFonts w:asciiTheme="minorHAnsi" w:cstheme="majorBidi" w:eastAsiaTheme="majorEastAsia" w:hAnsiTheme="minorHAnsi"/>
-      <w:iCs/>
-      <w:color w:themeColor="accent1" w:themeShade="BF" w:val="0F4761"/>
-    </w:rPr>
-  </w:style>
-  <w:style w:customStyle="1" w:styleId="Heading5Char" w:type="character">
-    <w:name w:val="Heading 5 Char"/>
-    <w:basedOn w:val="DefaultParagraphFont"/>
-    <w:link w:val="Heading5"/>
-    <w:uiPriority w:val="9"/>
-    <w:semiHidden/>
-    <w:rsid w:val="00AF5CF1"/>
-    <w:rPr>
-      <w:rFonts w:asciiTheme="minorHAnsi" w:cstheme="majorBidi" w:eastAsiaTheme="majorEastAsia" w:hAnsiTheme="minorHAnsi"/>
-      <w:color w:themeColor="accent1" w:themeShade="BF" w:val="0F4761"/>
-    </w:rPr>
-  </w:style>
-  <w:style w:customStyle="1" w:styleId="Heading6Char" w:type="character">
-    <w:name w:val="Heading 6 Char"/>
-    <w:basedOn w:val="DefaultParagraphFont"/>
-    <w:link w:val="Heading6"/>
-    <w:uiPriority w:val="9"/>
-    <w:semiHidden/>
-    <w:rsid w:val="00846576"/>
-    <w:rPr>
-      <w:rFonts w:asciiTheme="minorHAnsi" w:cstheme="majorBidi" w:eastAsiaTheme="majorEastAsia" w:hAnsiTheme="minorHAnsi"/>
-      <w:iCs/>
-      <w:color w:themeColor="text1" w:themeTint="A6" w:val="595959"/>
-    </w:rPr>
-  </w:style>
-  <w:style w:customStyle="1" w:styleId="Heading7Char" w:type="character">
-    <w:name w:val="Heading 7 Char"/>
-    <w:basedOn w:val="DefaultParagraphFont"/>
-    <w:link w:val="Heading7"/>
-    <w:uiPriority w:val="9"/>
-    <w:semiHidden/>
-    <w:rsid w:val="00AF5CF1"/>
-    <w:rPr>
-      <w:rFonts w:asciiTheme="minorHAnsi" w:cstheme="majorBidi" w:eastAsiaTheme="majorEastAsia" w:hAnsiTheme="minorHAnsi"/>
-      <w:color w:themeColor="text1" w:themeTint="A6" w:val="595959"/>
-    </w:rPr>
-  </w:style>
-  <w:style w:customStyle="1" w:styleId="Heading8Char" w:type="character">
-    <w:name w:val="Heading 8 Char"/>
-    <w:basedOn w:val="DefaultParagraphFont"/>
-    <w:link w:val="Heading8"/>
-    <w:uiPriority w:val="9"/>
-    <w:semiHidden/>
-    <w:rsid w:val="00846576"/>
-    <w:rPr>
-      <w:rFonts w:asciiTheme="minorHAnsi" w:cstheme="majorBidi" w:eastAsiaTheme="majorEastAsia" w:hAnsiTheme="minorHAnsi"/>
-      <w:iCs/>
-      <w:color w:themeColor="text1" w:themeTint="D8" w:val="272727"/>
-    </w:rPr>
-  </w:style>
-  <w:style w:customStyle="1" w:styleId="Heading9Char" w:type="character">
-    <w:name w:val="Heading 9 Char"/>
-    <w:basedOn w:val="DefaultParagraphFont"/>
-    <w:link w:val="Heading9"/>
-    <w:uiPriority w:val="9"/>
-    <w:semiHidden/>
-    <w:rsid w:val="00846576"/>
-    <w:rPr>
-      <w:rFonts w:asciiTheme="minorHAnsi" w:cstheme="majorBidi" w:eastAsiaTheme="majorEastAsia" w:hAnsiTheme="minorHAnsi"/>
-      <w:color w:themeColor="text1" w:themeTint="D8" w:val="272727"/>
-      <w:sz w:val="22"/>
-    </w:rPr>
-  </w:style>
-  <w:style w:styleId="Title" w:type="paragraph">
-    <w:name w:val="Title"/>
-    <w:basedOn w:val="Normal"/>
-    <w:next w:val="Normal"/>
-    <w:link w:val="TitleChar"/>
-    <w:uiPriority w:val="10"/>
-    <w:qFormat/>
-    <w:rsid w:val="00AF5CF1"/>
-    <w:pPr>
-      <w:spacing w:after="80"/>
-      <w:contextualSpacing/>
-    </w:pPr>
-    <w:rPr>
-      <w:rFonts w:asciiTheme="majorHAnsi" w:cstheme="majorBidi" w:eastAsiaTheme="majorEastAsia" w:hAnsiTheme="majorHAnsi"/>
-      <w:spacing w:val="-10"/>
-      <w:kern w:val="28"/>
-      <w:sz w:val="56"/>
-      <w:szCs w:val="56"/>
-    </w:rPr>
-  </w:style>
-  <w:style w:customStyle="1" w:styleId="TitleChar" w:type="character">
-    <w:name w:val="Title Char"/>
-    <w:basedOn w:val="DefaultParagraphFont"/>
-    <w:link w:val="Title"/>
-    <w:uiPriority w:val="10"/>
-    <w:rsid w:val="00AF5CF1"/>
-    <w:rPr>
-      <w:rFonts w:asciiTheme="majorHAnsi" w:cstheme="majorBidi" w:eastAsiaTheme="majorEastAsia" w:hAnsiTheme="majorHAnsi"/>
-      <w:spacing w:val="-10"/>
-      <w:kern w:val="28"/>
-      <w:sz w:val="56"/>
-      <w:szCs w:val="56"/>
-    </w:rPr>
-  </w:style>
-  <w:style w:styleId="Subtitle" w:type="paragraph">
-    <w:name w:val="Subtitle"/>
-    <w:basedOn w:val="Normal"/>
-    <w:next w:val="Normal"/>
-    <w:link w:val="SubtitleChar"/>
-    <w:uiPriority w:val="11"/>
-    <w:qFormat/>
-    <w:rsid w:val="00AF5CF1"/>
-    <w:pPr>
-      <w:numPr>
-        <w:ilvl w:val="1"/>
-      </w:numPr>
-      <w:spacing w:after="160"/>
-    </w:pPr>
-    <w:rPr>
-      <w:rFonts w:asciiTheme="minorHAnsi" w:cstheme="majorBidi" w:eastAsiaTheme="majorEastAsia" w:hAnsiTheme="minorHAnsi"/>
-      <w:color w:themeColor="text1" w:themeTint="A6" w:val="595959"/>
-      <w:spacing w:val="15"/>
-      <w:sz w:val="28"/>
-      <w:szCs w:val="28"/>
-    </w:rPr>
-  </w:style>
-  <w:style w:customStyle="1" w:styleId="SubtitleChar" w:type="character">
-    <w:name w:val="Subtitle Char"/>
-    <w:basedOn w:val="DefaultParagraphFont"/>
-    <w:link w:val="Subtitle"/>
-    <w:uiPriority w:val="11"/>
-    <w:rsid w:val="00AF5CF1"/>
-    <w:rPr>
-      <w:rFonts w:asciiTheme="minorHAnsi" w:cstheme="majorBidi" w:eastAsiaTheme="majorEastAsia" w:hAnsiTheme="minorHAnsi"/>
-      <w:color w:themeColor="text1" w:themeTint="A6" w:val="595959"/>
-      <w:spacing w:val="15"/>
-      <w:sz w:val="28"/>
-      <w:szCs w:val="28"/>
-    </w:rPr>
-  </w:style>
-  <w:style w:styleId="Quote" w:type="paragraph">
-    <w:name w:val="Quote"/>
-    <w:basedOn w:val="Normal"/>
-    <w:next w:val="Normal"/>
-    <w:link w:val="QuoteChar"/>
-    <w:uiPriority w:val="29"/>
-    <w:qFormat/>
-    <w:rsid w:val="00AF5CF1"/>
-    <w:pPr>
-      <w:spacing w:after="160" w:before="160"/>
-      <w:jc w:val="center"/>
-    </w:pPr>
-    <w:rPr>
-      <w:i/>
-      <w:iCs/>
-      <w:color w:themeColor="text1" w:themeTint="BF" w:val="404040"/>
-    </w:rPr>
-  </w:style>
-  <w:style w:customStyle="1" w:styleId="QuoteChar" w:type="character">
-    <w:name w:val="Quote Char"/>
-    <w:basedOn w:val="DefaultParagraphFont"/>
-    <w:link w:val="Quote"/>
-    <w:uiPriority w:val="29"/>
-    <w:rsid w:val="00AF5CF1"/>
-    <w:rPr>
-      <w:i/>
-      <w:iCs/>
-      <w:color w:themeColor="text1" w:themeTint="BF" w:val="404040"/>
-    </w:rPr>
-  </w:style>
-  <w:style w:styleId="ListParagraph" w:type="paragraph">
-    <w:name w:val="List Paragraph"/>
-    <w:basedOn w:val="Normal"/>
-    <w:uiPriority w:val="34"/>
-    <w:qFormat/>
-    <w:rsid w:val="00AF5CF1"/>
-    <w:pPr>
-      <w:ind w:left="720"/>
-      <w:contextualSpacing/>
-    </w:pPr>
-  </w:style>
-  <w:style w:styleId="IntenseEmphasis" w:type="character">
-    <w:name w:val="Intense Emphasis"/>
-    <w:basedOn w:val="DefaultParagraphFont"/>
-    <w:uiPriority w:val="21"/>
-    <w:qFormat/>
-    <w:rsid w:val="00AF5CF1"/>
-    <w:rPr>
-      <w:i/>
-      <w:iCs/>
-      <w:color w:themeColor="accent1" w:themeShade="BF" w:val="0F4761"/>
-    </w:rPr>
-  </w:style>
-  <w:style w:styleId="IntenseQuote" w:type="paragraph">
-    <w:name w:val="Intense Quote"/>
-    <w:basedOn w:val="Normal"/>
-    <w:next w:val="Normal"/>
-    <w:link w:val="IntenseQuoteChar"/>
-    <w:uiPriority w:val="30"/>
-    <w:qFormat/>
-    <w:rsid w:val="00AF5CF1"/>
-    <w:pPr>
-      <w:pBdr>
-        <w:top w:color="0F4761" w:space="10" w:sz="4" w:themeColor="accent1" w:themeShade="BF" w:val="single"/>
-        <w:bottom w:color="0F4761" w:space="10" w:sz="4" w:themeColor="accent1" w:themeShade="BF" w:val="single"/>
-      </w:pBdr>
-      <w:spacing w:after="360" w:before="360"/>
-      <w:ind w:left="864" w:right="864"/>
-      <w:jc w:val="center"/>
-    </w:pPr>
-    <w:rPr>
-      <w:i/>
-      <w:iCs/>
-      <w:color w:themeColor="accent1" w:themeShade="BF" w:val="0F4761"/>
-    </w:rPr>
-  </w:style>
-  <w:style w:customStyle="1" w:styleId="IntenseQuoteChar" w:type="character">
-    <w:name w:val="Intense Quote Char"/>
-    <w:basedOn w:val="DefaultParagraphFont"/>
-    <w:link w:val="IntenseQuote"/>
-    <w:uiPriority w:val="30"/>
-    <w:rsid w:val="00AF5CF1"/>
-    <w:rPr>
-      <w:i/>
-      <w:iCs/>
-      <w:color w:themeColor="accent1" w:themeShade="BF" w:val="0F4761"/>
-    </w:rPr>
-  </w:style>
-  <w:style w:styleId="IntenseReference" w:type="character">
-    <w:name w:val="Intense Reference"/>
-    <w:basedOn w:val="DefaultParagraphFont"/>
-    <w:uiPriority w:val="32"/>
-    <w:qFormat/>
-    <w:rsid w:val="00AF5CF1"/>
-    <w:rPr>
-      <w:b/>
-      <w:bCs/>
-      <w:smallCaps/>
-      <w:color w:themeColor="accent1" w:themeShade="BF" w:val="0F4761"/>
-      <w:spacing w:val="5"/>
-    </w:rPr>
-  </w:style>
-  <w:style w:styleId="HTMLCode" w:type="character">
-    <w:name w:val="HTML Code"/>
-    <w:basedOn w:val="DefaultParagraphFont"/>
-    <w:uiPriority w:val="99"/>
-    <w:unhideWhenUsed/>
-    <w:rsid w:val="00771E03"/>
-    <w:rPr>
-      <w:rFonts w:ascii="Consolas" w:cs="Consolas" w:hAnsi="Consolas"/>
-      <w:sz w:val="18"/>
-      <w:szCs w:val="20"/>
-    </w:rPr>
-  </w:style>
-  <w:style w:customStyle="1" w:styleId="Code" w:type="paragraph">
-    <w:name w:val="Code"/>
-    <w:basedOn w:val="Normal"/>
-    <w:next w:val="Normal"/>
-    <w:qFormat/>
-    <w:rsid w:val="00BC28E9"/>
-    <w:pPr>
-      <w:pBdr>
-        <w:top w:color="FF0000" w:space="1" w:sz="8" w:val="single"/>
-        <w:left w:color="FF0000" w:space="4" w:sz="8" w:val="single"/>
-        <w:bottom w:color="FF0000" w:space="1" w:sz="8" w:val="single"/>
-        <w:right w:color="FF0000" w:space="4" w:sz="8" w:val="single"/>
-      </w:pBdr>
-      <w:shd w:color="auto" w:fill="auto" w:val="pct15"/>
-      <w:spacing w:after="120" w:before="120"/>
-      <w:ind w:left="432" w:right="432"/>
-    </w:pPr>
-    <w:rPr>
-      <w:rFonts w:ascii="Courier New" w:hAnsi="Courier New"/>
-      <w:sz w:val="18"/>
-    </w:rPr>
-  </w:style>
-  <w:style w:customStyle="1" w:styleId="SourceCode" w:type="paragraph">
+      <w:b w:val="0"/>
+      <w:bCs w:val="0"/>
+      <w:color w:themeColor="accent1" w:themeShade="BF" w:val="365F91"/>
+    </w:rPr>
+  </w:style>
+  <w:style w:type="paragraph" w:customStyle="1" w:styleId="SourceCode">
     <w:name w:val="Source Code"/>
     <w:basedOn w:val="Normal"/>
-    <w:qFormat/>
-    <w:rsid w:val="00771E03"/>
+    <w:link w:val="VerbatimChar"/>
     <w:pPr>
-      <w:pBdr>
-        <w:top w:color="auto" w:space="1" w:sz="8" w:val="single"/>
-        <w:left w:color="auto" w:space="4" w:sz="8" w:val="single"/>
-        <w:bottom w:color="auto" w:space="1" w:sz="8" w:val="single"/>
-        <w:right w:color="auto" w:space="4" w:sz="8" w:val="single"/>
-      </w:pBdr>
-      <w:shd w:color="auto" w:fill="auto" w:val="pct15"/>
-      <w:spacing w:after="240" w:before="240"/>
-      <w:ind w:left="432" w:right="432"/>
-    </w:pPr>
-    <w:rPr>
-      <w:rFonts w:ascii="Courier New" w:hAnsi="Courier New"/>
-      <w:sz w:val="20"/>
-    </w:rPr>
-  </w:style>
-  <w:style w:customStyle="1" w:styleId="Verbatim" w:type="paragraph">
-    <w:name w:val="Verbatim"/>
-    <w:basedOn w:val="Normal"/>
-    <w:qFormat/>
-    <w:rsid w:val="00771E03"/>
-    <w:pPr>
-      <w:shd w:color="auto" w:fill="auto" w:val="pct15"/>
-      <w:spacing w:after="240" w:before="240"/>
-      <w:ind w:left="432" w:right="432"/>
-    </w:pPr>
-    <w:rPr>
-      <w:rFonts w:ascii="Courier New" w:hAnsi="Courier New"/>
-      <w:sz w:val="18"/>
-    </w:rPr>
-  </w:style>
-  <w:style w:customStyle="1" w:styleId="CodeBlock" w:type="paragraph">
-    <w:name w:val="Code Block"/>
-    <w:basedOn w:val="Verbatim"/>
-    <w:qFormat/>
-    <w:rsid w:val="00BC28E9"/>
-  </w:style>
-  <w:style w:styleId="CommentText" w:type="paragraph">
-    <w:name w:val="annotation text"/>
-    <w:basedOn w:val="Normal"/>
-    <w:link w:val="CommentTextChar"/>
-    <w:uiPriority w:val="99"/>
-    <w:unhideWhenUsed/>
-    <w:rsid w:val="00771E03"/>
-    <w:rPr>
-      <w:sz w:val="20"/>
-      <w:szCs w:val="20"/>
-    </w:rPr>
-  </w:style>
-  <w:style w:customStyle="1" w:styleId="CommentTextChar" w:type="character">
-    <w:name w:val="Comment Text Char"/>
-    <w:basedOn w:val="DefaultParagraphFont"/>
-    <w:link w:val="CommentText"/>
-    <w:uiPriority w:val="99"/>
-    <w:rsid w:val="00771E03"/>
-    <w:rPr>
-      <w:sz w:val="20"/>
-      <w:szCs w:val="20"/>
-    </w:rPr>
-  </w:style>
-  <w:style w:styleId="TOC1" w:type="paragraph">
-    <w:name w:val="toc 1"/>
-    <w:basedOn w:val="Normal"/>
-    <w:next w:val="Normal"/>
-    <w:autoRedefine/>
-    <w:uiPriority w:val="39"/>
-    <w:unhideWhenUsed/>
-    <w:rsid w:val="00322D32"/>
-    <w:pPr>
-      <w:spacing w:after="100"/>
+      <w:wordWrap w:val="off"/>
     </w:pPr>
   </w:style>
   <w:style w:type="character" w:customStyle="1" w:styleId="KeywordTok">
@@ -6044,7 +5712,7 @@
         <a:latin typeface="Aptos" panose="02110004020202020204"/>
         <a:ea typeface=""/>
         <a:cs typeface=""/>
-        <a:font script="Jpan" typeface="游ゴシック"/>
+        <a:font script="Jpan" typeface="游明朝"/>
         <a:font script="Hang" typeface="맑은 고딕"/>
         <a:font script="Hans" typeface="等线"/>
         <a:font script="Hant" typeface="新細明體"/>
@@ -6235,7 +5903,7 @@
   <a:extraClrSchemeLst/>
   <a:extLst>
     <a:ext uri="{05A4C25C-085E-4340-85A3-A5531E510DB2}">
-      <thm15:themeFamily xmlns:thm15="http://schemas.microsoft.com/office/thememl/2012/main" name="Office Theme" id="{62F939B6-93AF-4DB8-9C6B-D6C7DFDC589F}" vid="{4A3C46E8-61CC-4603-A589-7422A47A8E4A}"/>
+      <thm15:themeFamily xmlns:thm15="http://schemas.microsoft.com/office/thememl/2012/main" name="Office Theme" id="{2E142A2C-CD16-42D6-873A-C26D2A0506FA}" vid="{1BDDFF52-6CD6-40A5-AB3C-68EB2F1E4D0A}"/>
     </a:ext>
   </a:extLst>
 </a:theme>

--- a/docs/content/review/review_lecture.docx
+++ b/docs/content/review/review_lecture.docx
@@ -797,7 +797,7 @@
       <w:r>
         <w:drawing>
           <wp:inline>
-            <wp:extent cx="5334000" cy="5334000"/>
+            <wp:extent cx="2752374" cy="2752374"/>
             <wp:effectExtent b="0" l="0" r="0" t="0"/>
             <wp:docPr descr="" title="" id="16" name="Picture"/>
             <a:graphic>
@@ -818,7 +818,7 @@
                   <pic:spPr bwMode="auto">
                     <a:xfrm>
                       <a:off x="0" y="0"/>
-                      <a:ext cx="5334000" cy="5334000"/>
+                      <a:ext cx="2752374" cy="2752374"/>
                     </a:xfrm>
                     <a:prstGeom prst="rect">
                       <a:avLst/>
@@ -2457,7 +2457,7 @@
       <w:r>
         <w:drawing>
           <wp:inline>
-            <wp:extent cx="5334000" cy="5334000"/>
+            <wp:extent cx="2752374" cy="2752374"/>
             <wp:effectExtent b="0" l="0" r="0" t="0"/>
             <wp:docPr descr="" title="" id="30" name="Picture"/>
             <a:graphic>
@@ -2478,7 +2478,7 @@
                   <pic:spPr bwMode="auto">
                     <a:xfrm>
                       <a:off x="0" y="0"/>
-                      <a:ext cx="5334000" cy="5334000"/>
+                      <a:ext cx="2752374" cy="2752374"/>
                     </a:xfrm>
                     <a:prstGeom prst="rect">
                       <a:avLst/>
@@ -4005,7 +4005,7 @@
       <w:r>
         <w:drawing>
           <wp:inline>
-            <wp:extent cx="5334000" cy="5334000"/>
+            <wp:extent cx="2752374" cy="2752374"/>
             <wp:effectExtent b="0" l="0" r="0" t="0"/>
             <wp:docPr descr="" title="" id="42" name="Picture"/>
             <a:graphic>
@@ -4026,7 +4026,7 @@
                   <pic:spPr bwMode="auto">
                     <a:xfrm>
                       <a:off x="0" y="0"/>
-                      <a:ext cx="5334000" cy="5334000"/>
+                      <a:ext cx="2752374" cy="2752374"/>
                     </a:xfrm>
                     <a:prstGeom prst="rect">
                       <a:avLst/>

--- a/docs/content/review/review_lecture.docx
+++ b/docs/content/review/review_lecture.docx
@@ -797,7 +797,7 @@
       <w:r>
         <w:drawing>
           <wp:inline>
-            <wp:extent cx="2752374" cy="2752374"/>
+            <wp:extent cx="2293645" cy="2293645"/>
             <wp:effectExtent b="0" l="0" r="0" t="0"/>
             <wp:docPr descr="" title="" id="16" name="Picture"/>
             <a:graphic>
@@ -818,7 +818,7 @@
                   <pic:spPr bwMode="auto">
                     <a:xfrm>
                       <a:off x="0" y="0"/>
-                      <a:ext cx="2752374" cy="2752374"/>
+                      <a:ext cx="2293645" cy="2293645"/>
                     </a:xfrm>
                     <a:prstGeom prst="rect">
                       <a:avLst/>
@@ -2457,7 +2457,7 @@
       <w:r>
         <w:drawing>
           <wp:inline>
-            <wp:extent cx="2752374" cy="2752374"/>
+            <wp:extent cx="2293645" cy="2293645"/>
             <wp:effectExtent b="0" l="0" r="0" t="0"/>
             <wp:docPr descr="" title="" id="30" name="Picture"/>
             <a:graphic>
@@ -2478,7 +2478,7 @@
                   <pic:spPr bwMode="auto">
                     <a:xfrm>
                       <a:off x="0" y="0"/>
-                      <a:ext cx="2752374" cy="2752374"/>
+                      <a:ext cx="2293645" cy="2293645"/>
                     </a:xfrm>
                     <a:prstGeom prst="rect">
                       <a:avLst/>
@@ -4005,7 +4005,7 @@
       <w:r>
         <w:drawing>
           <wp:inline>
-            <wp:extent cx="2752374" cy="2752374"/>
+            <wp:extent cx="2293645" cy="2293645"/>
             <wp:effectExtent b="0" l="0" r="0" t="0"/>
             <wp:docPr descr="" title="" id="42" name="Picture"/>
             <a:graphic>
@@ -4026,7 +4026,7 @@
                   <pic:spPr bwMode="auto">
                     <a:xfrm>
                       <a:off x="0" y="0"/>
-                      <a:ext cx="2752374" cy="2752374"/>
+                      <a:ext cx="2293645" cy="2293645"/>
                     </a:xfrm>
                     <a:prstGeom prst="rect">
                       <a:avLst/>
